--- a/Assets/Document/new/3.男主特殊事件/3.陈予荣/陈予荣特殊事件汇总（阅读版）.docx
+++ b/Assets/Document/new/3.男主特殊事件/3.陈予荣/陈予荣特殊事件汇总（阅读版）.docx
@@ -5367,7 +5367,7 @@
           <w:szCs w:val="28"/>
           <w:lang w:val="en-US" w:eastAsia="zh-CN"/>
         </w:rPr>
-        <w:t>你最近对人口老龄化的课题很感兴趣，</w:t>
+        <w:t>最近你对人口老龄化的课题很感兴趣，</w:t>
       </w:r>
       <w:r>
         <w:rPr>
@@ -6334,58 +6334,6 @@
           <w:szCs w:val="28"/>
         </w:rPr>
         <w:t>瞬间导致致命的疲劳断裂。承重墙坍塌，大厦倾覆，整个社会的运转系统也随之停滞。”||0000</w:t>
-      </w:r>
-    </w:p>
-    <w:p>
-      <w:pPr>
-        <w:rPr>
-          <w:rFonts w:hint="eastAsia"/>
-          <w:sz w:val="28"/>
-          <w:szCs w:val="28"/>
-        </w:rPr>
-      </w:pPr>
-    </w:p>
-    <w:p>
-      <w:pPr>
-        <w:rPr>
-          <w:rFonts w:hint="eastAsia"/>
-          <w:sz w:val="28"/>
-          <w:szCs w:val="28"/>
-        </w:rPr>
-      </w:pPr>
-      <w:r>
-        <w:rPr>
-          <w:rFonts w:hint="eastAsia"/>
-          <w:sz w:val="28"/>
-          <w:szCs w:val="28"/>
-        </w:rPr>
-        <w:t>||你听着他这番用物理法则剖析宏大社会演变的演说，心底不禁产生了一阵强烈的精神共鸣||</w:t>
-      </w:r>
-    </w:p>
-    <w:p>
-      <w:pPr>
-        <w:rPr>
-          <w:rFonts w:hint="eastAsia"/>
-          <w:sz w:val="28"/>
-          <w:szCs w:val="28"/>
-        </w:rPr>
-      </w:pPr>
-    </w:p>
-    <w:p>
-      <w:pPr>
-        <w:rPr>
-          <w:rFonts w:hint="eastAsia"/>
-          <w:sz w:val="28"/>
-          <w:szCs w:val="28"/>
-        </w:rPr>
-      </w:pPr>
-      <w:r>
-        <w:rPr>
-          <w:rFonts w:hint="eastAsia"/>
-          <w:sz w:val="28"/>
-          <w:szCs w:val="28"/>
-        </w:rPr>
-        <w:t>||他那种剥离了感性色彩、直击事物底层运行逻辑的剖析方式，竟然与你冷静审视社会的视角达到了惊人的同频||</w:t>
       </w:r>
     </w:p>
     <w:p>
@@ -7661,11 +7609,136 @@
     <w:p>
       <w:pPr>
         <w:rPr>
-          <w:rFonts w:hint="eastAsia"/>
-          <w:sz w:val="28"/>
-          <w:szCs w:val="28"/>
-        </w:rPr>
-      </w:pPr>
+          <w:rFonts w:hint="default" w:eastAsiaTheme="minorEastAsia"/>
+          <w:sz w:val="28"/>
+          <w:szCs w:val="28"/>
+          <w:lang w:val="en-US" w:eastAsia="zh-CN"/>
+        </w:rPr>
+      </w:pPr>
+      <w:r>
+        <w:rPr>
+          <w:rFonts w:hint="eastAsia"/>
+          <w:sz w:val="28"/>
+          <w:szCs w:val="28"/>
+          <w:lang w:val="en-US" w:eastAsia="zh-CN"/>
+        </w:rPr>
+        <w:t>陈予荣||</w:t>
+      </w:r>
+      <w:r>
+        <w:rPr>
+          <w:rFonts w:hint="eastAsia"/>
+          <w:sz w:val="28"/>
+          <w:szCs w:val="28"/>
+        </w:rPr>
+        <w:t>“之前的探讨让我意识到，纯粹的物理计算模型在面对复杂的人类感知时，确实存在盲区||</w:t>
+      </w:r>
+      <w:r>
+        <w:rPr>
+          <w:rFonts w:hint="eastAsia"/>
+          <w:sz w:val="28"/>
+          <w:szCs w:val="28"/>
+          <w:lang w:val="en-US" w:eastAsia="zh-CN"/>
+        </w:rPr>
+        <w:t>0000</w:t>
+      </w:r>
+    </w:p>
+    <w:p>
+      <w:pPr>
+        <w:rPr>
+          <w:rFonts w:hint="eastAsia"/>
+          <w:sz w:val="28"/>
+          <w:szCs w:val="28"/>
+        </w:rPr>
+      </w:pPr>
+    </w:p>
+    <w:p>
+      <w:pPr>
+        <w:rPr>
+          <w:rFonts w:hint="default" w:eastAsiaTheme="minorEastAsia"/>
+          <w:sz w:val="28"/>
+          <w:szCs w:val="28"/>
+          <w:lang w:val="en-US" w:eastAsia="zh-CN"/>
+        </w:rPr>
+      </w:pPr>
+      <w:r>
+        <w:rPr>
+          <w:rFonts w:hint="eastAsia"/>
+          <w:sz w:val="28"/>
+          <w:szCs w:val="28"/>
+          <w:lang w:val="en-US" w:eastAsia="zh-CN"/>
+        </w:rPr>
+        <w:t>陈予荣</w:t>
+      </w:r>
+      <w:r>
+        <w:rPr>
+          <w:rFonts w:hint="eastAsia"/>
+          <w:sz w:val="28"/>
+          <w:szCs w:val="28"/>
+        </w:rPr>
+        <w:t>||所以我希望进行一次彻底剥离机械数据的纯感官体验</w:t>
+      </w:r>
+      <w:r>
+        <w:rPr>
+          <w:rFonts w:hint="eastAsia"/>
+          <w:sz w:val="28"/>
+          <w:szCs w:val="28"/>
+          <w:lang w:eastAsia="zh-CN"/>
+        </w:rPr>
+        <w:t>，</w:t>
+      </w:r>
+      <w:r>
+        <w:rPr>
+          <w:rFonts w:hint="eastAsia"/>
+          <w:sz w:val="28"/>
+          <w:szCs w:val="28"/>
+          <w:lang w:val="en-US" w:eastAsia="zh-CN"/>
+        </w:rPr>
+        <w:t>不知道你有没有空，再跟我一起做一次</w:t>
+      </w:r>
+      <w:r>
+        <w:rPr>
+          <w:rFonts w:hint="eastAsia"/>
+          <w:sz w:val="28"/>
+          <w:szCs w:val="28"/>
+        </w:rPr>
+        <w:t>实验样本？”||</w:t>
+      </w:r>
+      <w:r>
+        <w:rPr>
+          <w:rFonts w:hint="eastAsia"/>
+          <w:sz w:val="28"/>
+          <w:szCs w:val="28"/>
+          <w:lang w:val="en-US" w:eastAsia="zh-CN"/>
+        </w:rPr>
+        <w:t>0000</w:t>
+      </w:r>
+    </w:p>
+    <w:p>
+      <w:pPr>
+        <w:rPr>
+          <w:rFonts w:hint="eastAsia"/>
+          <w:sz w:val="28"/>
+          <w:szCs w:val="28"/>
+        </w:rPr>
+      </w:pPr>
+    </w:p>
+    <w:p>
+      <w:pPr>
+        <w:rPr>
+          <w:rFonts w:hint="eastAsia"/>
+          <w:sz w:val="28"/>
+          <w:szCs w:val="28"/>
+          <w:lang w:val="en-US" w:eastAsia="zh-CN"/>
+        </w:rPr>
+      </w:pPr>
+      <w:r>
+        <w:rPr>
+          <w:rFonts w:hint="eastAsia"/>
+          <w:sz w:val="28"/>
+          <w:szCs w:val="28"/>
+        </w:rPr>
+        <w:t>||看着这番披着科学研究外衣、实则主动打破他自身舒适区的别扭邀请，你觉得有些新鲜</w:t>
+      </w:r>
       <w:r>
         <w:rPr>
           <w:rFonts w:hint="eastAsia"/>
@@ -7675,39 +7748,383 @@
         </w:rPr>
         <w:t>||</w:t>
       </w:r>
-      <w:r>
-        <w:rPr>
-          <w:rFonts w:hint="eastAsia"/>
-          <w:sz w:val="28"/>
-          <w:szCs w:val="28"/>
-        </w:rPr>
-        <w:t>“之前的探讨让我意识到，纯粹的物理计算模型在面对复杂的人类感知时，确实存在盲区||</w:t>
-      </w:r>
-    </w:p>
-    <w:p>
-      <w:pPr>
-        <w:rPr>
-          <w:rFonts w:hint="eastAsia"/>
-          <w:sz w:val="28"/>
-          <w:szCs w:val="28"/>
-        </w:rPr>
-      </w:pPr>
-    </w:p>
-    <w:p>
-      <w:pPr>
-        <w:rPr>
-          <w:rFonts w:hint="eastAsia"/>
-          <w:sz w:val="28"/>
-          <w:szCs w:val="28"/>
-        </w:rPr>
-      </w:pPr>
-      <w:r>
-        <w:rPr>
-          <w:rFonts w:hint="eastAsia"/>
-          <w:sz w:val="28"/>
-          <w:szCs w:val="28"/>
-        </w:rPr>
-        <w:t>||所以我希望进行一次彻底剥离机械数据的纯感官体验</w:t>
+    </w:p>
+    <w:p>
+      <w:pPr>
+        <w:rPr>
+          <w:rFonts w:hint="eastAsia"/>
+          <w:sz w:val="28"/>
+          <w:szCs w:val="28"/>
+          <w:lang w:val="en-US" w:eastAsia="zh-CN"/>
+        </w:rPr>
+      </w:pPr>
+    </w:p>
+    <w:p>
+      <w:pPr>
+        <w:rPr>
+          <w:rFonts w:hint="eastAsia"/>
+          <w:sz w:val="28"/>
+          <w:szCs w:val="28"/>
+        </w:rPr>
+      </w:pPr>
+      <w:r>
+        <w:rPr>
+          <w:rFonts w:hint="eastAsia"/>
+          <w:sz w:val="28"/>
+          <w:szCs w:val="28"/>
+          <w:lang w:val="en-US" w:eastAsia="zh-CN"/>
+        </w:rPr>
+        <w:t>||于是</w:t>
+      </w:r>
+      <w:r>
+        <w:rPr>
+          <w:rFonts w:hint="eastAsia"/>
+          <w:sz w:val="28"/>
+          <w:szCs w:val="28"/>
+        </w:rPr>
+        <w:t>顺理成章地将这位习惯了纸上谈兵的</w:t>
+      </w:r>
+      <w:r>
+        <w:rPr>
+          <w:rFonts w:hint="eastAsia"/>
+          <w:sz w:val="28"/>
+          <w:szCs w:val="28"/>
+          <w:lang w:val="en-US" w:eastAsia="zh-CN"/>
+        </w:rPr>
+        <w:t>工程</w:t>
+      </w:r>
+      <w:r>
+        <w:rPr>
+          <w:rFonts w:hint="eastAsia"/>
+          <w:sz w:val="28"/>
+          <w:szCs w:val="28"/>
+        </w:rPr>
+        <w:t>师编入了出行的队伍||</w:t>
+      </w:r>
+    </w:p>
+    <w:p>
+      <w:pPr>
+        <w:rPr>
+          <w:rFonts w:hint="eastAsia"/>
+          <w:sz w:val="28"/>
+          <w:szCs w:val="28"/>
+        </w:rPr>
+      </w:pPr>
+    </w:p>
+    <w:p>
+      <w:pPr>
+        <w:rPr>
+          <w:rFonts w:hint="eastAsia"/>
+          <w:sz w:val="28"/>
+          <w:szCs w:val="28"/>
+        </w:rPr>
+      </w:pPr>
+      <w:r>
+        <w:rPr>
+          <w:rFonts w:hint="eastAsia"/>
+          <w:sz w:val="28"/>
+          <w:szCs w:val="28"/>
+        </w:rPr>
+        <w:t>||周末的游乐园里人声鼎沸，这是一</w:t>
+      </w:r>
+      <w:r>
+        <w:rPr>
+          <w:rFonts w:hint="eastAsia"/>
+          <w:sz w:val="28"/>
+          <w:szCs w:val="28"/>
+          <w:lang w:val="en-US" w:eastAsia="zh-CN"/>
+        </w:rPr>
+        <w:t>个</w:t>
+      </w:r>
+      <w:r>
+        <w:rPr>
+          <w:rFonts w:hint="eastAsia"/>
+          <w:sz w:val="28"/>
+          <w:szCs w:val="28"/>
+        </w:rPr>
+        <w:t>纯粹由荷尔蒙和多巴胺堆砌出来的快乐场域||</w:t>
+      </w:r>
+    </w:p>
+    <w:p>
+      <w:pPr>
+        <w:rPr>
+          <w:rFonts w:hint="eastAsia"/>
+          <w:sz w:val="28"/>
+          <w:szCs w:val="28"/>
+        </w:rPr>
+      </w:pPr>
+    </w:p>
+    <w:p>
+      <w:pPr>
+        <w:rPr>
+          <w:rFonts w:hint="eastAsia"/>
+          <w:sz w:val="28"/>
+          <w:szCs w:val="28"/>
+        </w:rPr>
+      </w:pPr>
+      <w:r>
+        <w:rPr>
+          <w:rFonts w:hint="eastAsia"/>
+          <w:sz w:val="28"/>
+          <w:szCs w:val="28"/>
+        </w:rPr>
+        <w:t>||但他那张缺乏波澜的面瘫脸，却与周围手舞足蹈的游客们形成了鲜明的对比||</w:t>
+      </w:r>
+    </w:p>
+    <w:p>
+      <w:pPr>
+        <w:rPr>
+          <w:rFonts w:hint="eastAsia"/>
+          <w:sz w:val="28"/>
+          <w:szCs w:val="28"/>
+        </w:rPr>
+      </w:pPr>
+    </w:p>
+    <w:p>
+      <w:pPr>
+        <w:rPr>
+          <w:rFonts w:hint="eastAsia"/>
+          <w:sz w:val="28"/>
+          <w:szCs w:val="28"/>
+          <w:lang w:val="en-US" w:eastAsia="zh-CN"/>
+        </w:rPr>
+      </w:pPr>
+      <w:r>
+        <w:rPr>
+          <w:rFonts w:hint="eastAsia"/>
+          <w:sz w:val="28"/>
+          <w:szCs w:val="28"/>
+        </w:rPr>
+        <w:t>||你举着</w:t>
+      </w:r>
+      <w:r>
+        <w:rPr>
+          <w:rFonts w:hint="eastAsia"/>
+          <w:sz w:val="28"/>
+          <w:szCs w:val="28"/>
+          <w:lang w:val="en-US" w:eastAsia="zh-CN"/>
+        </w:rPr>
+        <w:t>单反</w:t>
+      </w:r>
+      <w:r>
+        <w:rPr>
+          <w:rFonts w:hint="eastAsia"/>
+          <w:sz w:val="28"/>
+          <w:szCs w:val="28"/>
+        </w:rPr>
+        <w:t>，在录制素材的间隙，不动声色地观察着他的反应</w:t>
+      </w:r>
+      <w:r>
+        <w:rPr>
+          <w:rFonts w:hint="eastAsia"/>
+          <w:sz w:val="28"/>
+          <w:szCs w:val="28"/>
+          <w:lang w:val="en-US" w:eastAsia="zh-CN"/>
+        </w:rPr>
+        <w:t>||</w:t>
+      </w:r>
+    </w:p>
+    <w:p>
+      <w:pPr>
+        <w:rPr>
+          <w:rFonts w:hint="eastAsia"/>
+          <w:sz w:val="28"/>
+          <w:szCs w:val="28"/>
+          <w:lang w:val="en-US" w:eastAsia="zh-CN"/>
+        </w:rPr>
+      </w:pPr>
+    </w:p>
+    <w:p>
+      <w:pPr>
+        <w:rPr>
+          <w:rFonts w:hint="eastAsia"/>
+          <w:sz w:val="28"/>
+          <w:szCs w:val="28"/>
+          <w:lang w:val="en-US" w:eastAsia="zh-CN"/>
+        </w:rPr>
+      </w:pPr>
+      <w:r>
+        <w:rPr>
+          <w:rFonts w:hint="eastAsia"/>
+          <w:sz w:val="28"/>
+          <w:szCs w:val="28"/>
+          <w:lang w:val="en-US" w:eastAsia="zh-CN"/>
+        </w:rPr>
+        <w:t>||</w:t>
+      </w:r>
+      <w:r>
+        <w:rPr>
+          <w:rFonts w:hint="eastAsia"/>
+          <w:sz w:val="28"/>
+          <w:szCs w:val="28"/>
+        </w:rPr>
+        <w:t>路过巨大的海盗船时，你看到他的嘴唇微微动了一下，似乎本能地想要去念出摆锤运动的物理公式</w:t>
+      </w:r>
+      <w:r>
+        <w:rPr>
+          <w:rFonts w:hint="eastAsia"/>
+          <w:sz w:val="28"/>
+          <w:szCs w:val="28"/>
+          <w:lang w:val="en-US" w:eastAsia="zh-CN"/>
+        </w:rPr>
+        <w:t>||</w:t>
+      </w:r>
+    </w:p>
+    <w:p>
+      <w:pPr>
+        <w:rPr>
+          <w:rFonts w:hint="eastAsia"/>
+          <w:sz w:val="28"/>
+          <w:szCs w:val="28"/>
+          <w:lang w:val="en-US" w:eastAsia="zh-CN"/>
+        </w:rPr>
+      </w:pPr>
+    </w:p>
+    <w:p>
+      <w:pPr>
+        <w:rPr>
+          <w:rFonts w:hint="eastAsia"/>
+          <w:sz w:val="28"/>
+          <w:szCs w:val="28"/>
+        </w:rPr>
+      </w:pPr>
+      <w:r>
+        <w:rPr>
+          <w:rFonts w:hint="eastAsia"/>
+          <w:sz w:val="28"/>
+          <w:szCs w:val="28"/>
+          <w:lang w:val="en-US" w:eastAsia="zh-CN"/>
+        </w:rPr>
+        <w:t>||</w:t>
+      </w:r>
+      <w:r>
+        <w:rPr>
+          <w:rFonts w:hint="eastAsia"/>
+          <w:sz w:val="28"/>
+          <w:szCs w:val="28"/>
+        </w:rPr>
+        <w:t>但他最终还是闭上了嘴，将视线强行从那些精密的传动轴上移开||</w:t>
+      </w:r>
+    </w:p>
+    <w:p>
+      <w:pPr>
+        <w:rPr>
+          <w:rFonts w:hint="eastAsia"/>
+          <w:sz w:val="28"/>
+          <w:szCs w:val="28"/>
+        </w:rPr>
+      </w:pPr>
+    </w:p>
+    <w:p>
+      <w:pPr>
+        <w:rPr>
+          <w:rFonts w:hint="eastAsia"/>
+          <w:sz w:val="28"/>
+          <w:szCs w:val="28"/>
+        </w:rPr>
+      </w:pPr>
+      <w:r>
+        <w:rPr>
+          <w:rFonts w:hint="eastAsia"/>
+          <w:sz w:val="28"/>
+          <w:szCs w:val="28"/>
+        </w:rPr>
+        <w:t>||他</w:t>
+      </w:r>
+      <w:r>
+        <w:rPr>
+          <w:rFonts w:hint="eastAsia"/>
+          <w:sz w:val="28"/>
+          <w:szCs w:val="28"/>
+          <w:lang w:val="en-US" w:eastAsia="zh-CN"/>
+        </w:rPr>
+        <w:t>在</w:t>
+      </w:r>
+      <w:r>
+        <w:rPr>
+          <w:rFonts w:hint="eastAsia"/>
+          <w:sz w:val="28"/>
+          <w:szCs w:val="28"/>
+        </w:rPr>
+        <w:t>职业病</w:t>
+      </w:r>
+      <w:r>
+        <w:rPr>
+          <w:rFonts w:hint="eastAsia"/>
+          <w:sz w:val="28"/>
+          <w:szCs w:val="28"/>
+          <w:lang w:val="en-US" w:eastAsia="zh-CN"/>
+        </w:rPr>
+        <w:t>发作</w:t>
+      </w:r>
+      <w:r>
+        <w:rPr>
+          <w:rFonts w:hint="eastAsia"/>
+          <w:sz w:val="28"/>
+          <w:szCs w:val="28"/>
+        </w:rPr>
+        <w:t>和</w:t>
+      </w:r>
+      <w:r>
+        <w:rPr>
+          <w:rFonts w:hint="eastAsia"/>
+          <w:sz w:val="28"/>
+          <w:szCs w:val="28"/>
+          <w:lang w:val="en-US" w:eastAsia="zh-CN"/>
+        </w:rPr>
+        <w:t>体验</w:t>
+      </w:r>
+      <w:r>
+        <w:rPr>
+          <w:rFonts w:hint="eastAsia"/>
+          <w:sz w:val="28"/>
+          <w:szCs w:val="28"/>
+        </w:rPr>
+        <w:t>感官之间反复</w:t>
+      </w:r>
+      <w:r>
+        <w:rPr>
+          <w:rFonts w:hint="eastAsia"/>
+          <w:sz w:val="28"/>
+          <w:szCs w:val="28"/>
+          <w:lang w:val="en-US" w:eastAsia="zh-CN"/>
+        </w:rPr>
+        <w:t>横跳</w:t>
+      </w:r>
+      <w:r>
+        <w:rPr>
+          <w:rFonts w:hint="eastAsia"/>
+          <w:sz w:val="28"/>
+          <w:szCs w:val="28"/>
+        </w:rPr>
+        <w:t>||</w:t>
+      </w:r>
+    </w:p>
+    <w:p>
+      <w:pPr>
+        <w:rPr>
+          <w:rFonts w:hint="eastAsia"/>
+          <w:sz w:val="28"/>
+          <w:szCs w:val="28"/>
+        </w:rPr>
+      </w:pPr>
+    </w:p>
+    <w:p>
+      <w:pPr>
+        <w:rPr>
+          <w:rFonts w:hint="default" w:eastAsiaTheme="minorEastAsia"/>
+          <w:sz w:val="28"/>
+          <w:szCs w:val="28"/>
+          <w:lang w:val="en-US" w:eastAsia="zh-CN"/>
+        </w:rPr>
+      </w:pPr>
+      <w:r>
+        <w:rPr>
+          <w:rFonts w:hint="eastAsia"/>
+          <w:sz w:val="28"/>
+          <w:szCs w:val="28"/>
+        </w:rPr>
+        <w:t>||你们来到那台名为深渊吞噬者的过山车脚下</w:t>
       </w:r>
       <w:r>
         <w:rPr>
@@ -7723,44 +8140,8 @@
           <w:rFonts w:hint="eastAsia"/>
           <w:sz w:val="28"/>
           <w:szCs w:val="28"/>
-          <w:lang w:val="en-US" w:eastAsia="zh-CN"/>
-        </w:rPr>
-        <w:t>不知道你有没有空，再跟我一起做一次</w:t>
-      </w:r>
-      <w:r>
-        <w:rPr>
-          <w:rFonts w:hint="eastAsia"/>
-          <w:sz w:val="28"/>
-          <w:szCs w:val="28"/>
-        </w:rPr>
-        <w:t>实验样本？”||</w:t>
-      </w:r>
-    </w:p>
-    <w:p>
-      <w:pPr>
-        <w:rPr>
-          <w:rFonts w:hint="eastAsia"/>
-          <w:sz w:val="28"/>
-          <w:szCs w:val="28"/>
-        </w:rPr>
-      </w:pPr>
-    </w:p>
-    <w:p>
-      <w:pPr>
-        <w:rPr>
-          <w:rFonts w:hint="eastAsia"/>
-          <w:sz w:val="28"/>
-          <w:szCs w:val="28"/>
-          <w:lang w:val="en-US" w:eastAsia="zh-CN"/>
-        </w:rPr>
-      </w:pPr>
-      <w:r>
-        <w:rPr>
-          <w:rFonts w:hint="eastAsia"/>
-          <w:sz w:val="28"/>
-          <w:szCs w:val="28"/>
-        </w:rPr>
-        <w:t>||看着这番披着科学研究外衣、实则主动打破他自身舒适区的别扭邀请，你觉得有些新鲜</w:t>
+        </w:rPr>
+        <w:t>巨大的钢铁轨道在半空中扭曲出极其复杂的弧度</w:t>
       </w:r>
       <w:r>
         <w:rPr>
@@ -7778,147 +8159,541 @@
           <w:rFonts w:hint="eastAsia"/>
           <w:sz w:val="28"/>
           <w:szCs w:val="28"/>
-          <w:lang w:val="en-US" w:eastAsia="zh-CN"/>
-        </w:rPr>
-      </w:pPr>
-    </w:p>
-    <w:p>
-      <w:pPr>
-        <w:rPr>
-          <w:rFonts w:hint="eastAsia"/>
-          <w:sz w:val="28"/>
-          <w:szCs w:val="28"/>
-        </w:rPr>
-      </w:pPr>
-      <w:r>
-        <w:rPr>
-          <w:rFonts w:hint="eastAsia"/>
-          <w:sz w:val="28"/>
-          <w:szCs w:val="28"/>
-          <w:lang w:val="en-US" w:eastAsia="zh-CN"/>
-        </w:rPr>
-        <w:t>||于是</w:t>
-      </w:r>
-      <w:r>
-        <w:rPr>
-          <w:rFonts w:hint="eastAsia"/>
-          <w:sz w:val="28"/>
-          <w:szCs w:val="28"/>
-        </w:rPr>
-        <w:t>顺理成章地将这位习惯了纸上谈兵的</w:t>
-      </w:r>
-      <w:r>
-        <w:rPr>
-          <w:rFonts w:hint="eastAsia"/>
-          <w:sz w:val="28"/>
-          <w:szCs w:val="28"/>
-          <w:lang w:val="en-US" w:eastAsia="zh-CN"/>
-        </w:rPr>
-        <w:t>工程</w:t>
-      </w:r>
-      <w:r>
-        <w:rPr>
-          <w:rFonts w:hint="eastAsia"/>
-          <w:sz w:val="28"/>
-          <w:szCs w:val="28"/>
-        </w:rPr>
-        <w:t>师编入了出行的队伍||</w:t>
-      </w:r>
-    </w:p>
-    <w:p>
-      <w:pPr>
-        <w:rPr>
-          <w:rFonts w:hint="eastAsia"/>
-          <w:sz w:val="28"/>
-          <w:szCs w:val="28"/>
-        </w:rPr>
-      </w:pPr>
-    </w:p>
-    <w:p>
-      <w:pPr>
-        <w:rPr>
-          <w:rFonts w:hint="eastAsia"/>
-          <w:sz w:val="28"/>
-          <w:szCs w:val="28"/>
-        </w:rPr>
-      </w:pPr>
-      <w:r>
-        <w:rPr>
-          <w:rFonts w:hint="eastAsia"/>
-          <w:sz w:val="28"/>
-          <w:szCs w:val="28"/>
-        </w:rPr>
-        <w:t>||周末的游乐园里人声鼎沸，这是一</w:t>
-      </w:r>
-      <w:r>
-        <w:rPr>
-          <w:rFonts w:hint="eastAsia"/>
-          <w:sz w:val="28"/>
-          <w:szCs w:val="28"/>
-          <w:lang w:val="en-US" w:eastAsia="zh-CN"/>
-        </w:rPr>
-        <w:t>个</w:t>
-      </w:r>
-      <w:r>
-        <w:rPr>
-          <w:rFonts w:hint="eastAsia"/>
-          <w:sz w:val="28"/>
-          <w:szCs w:val="28"/>
-        </w:rPr>
-        <w:t>纯粹由荷尔蒙和多巴胺堆砌出来的快乐场域||</w:t>
-      </w:r>
-    </w:p>
-    <w:p>
-      <w:pPr>
-        <w:rPr>
-          <w:rFonts w:hint="eastAsia"/>
-          <w:sz w:val="28"/>
-          <w:szCs w:val="28"/>
-        </w:rPr>
-      </w:pPr>
-    </w:p>
-    <w:p>
-      <w:pPr>
-        <w:rPr>
-          <w:rFonts w:hint="eastAsia"/>
-          <w:sz w:val="28"/>
-          <w:szCs w:val="28"/>
-        </w:rPr>
-      </w:pPr>
-      <w:r>
-        <w:rPr>
-          <w:rFonts w:hint="eastAsia"/>
-          <w:sz w:val="28"/>
-          <w:szCs w:val="28"/>
-        </w:rPr>
-        <w:t>||但他那张缺乏波澜的面瘫脸，却与周围手舞足蹈的游客们形成了鲜明的对比||</w:t>
-      </w:r>
-    </w:p>
-    <w:p>
-      <w:pPr>
-        <w:rPr>
-          <w:rFonts w:hint="eastAsia"/>
-          <w:sz w:val="28"/>
-          <w:szCs w:val="28"/>
-        </w:rPr>
-      </w:pPr>
-    </w:p>
-    <w:p>
-      <w:pPr>
-        <w:rPr>
-          <w:rFonts w:hint="eastAsia"/>
-          <w:sz w:val="28"/>
-          <w:szCs w:val="28"/>
-          <w:lang w:val="en-US" w:eastAsia="zh-CN"/>
-        </w:rPr>
-      </w:pPr>
-      <w:r>
-        <w:rPr>
-          <w:rFonts w:hint="eastAsia"/>
-          <w:sz w:val="28"/>
-          <w:szCs w:val="28"/>
-        </w:rPr>
-        <w:t>||你举着</w:t>
+        </w:rPr>
+      </w:pPr>
+    </w:p>
+    <w:p>
+      <w:pPr>
+        <w:rPr>
+          <w:rFonts w:hint="eastAsia"/>
+          <w:sz w:val="28"/>
+          <w:szCs w:val="28"/>
+        </w:rPr>
+      </w:pPr>
+      <w:r>
+        <w:rPr>
+          <w:rFonts w:hint="eastAsia"/>
+          <w:sz w:val="28"/>
+          <w:szCs w:val="28"/>
+          <w:lang w:val="en-US" w:eastAsia="zh-CN"/>
+        </w:rPr>
+        <w:t>||</w:t>
+      </w:r>
+      <w:r>
+        <w:rPr>
+          <w:rFonts w:hint="eastAsia"/>
+          <w:sz w:val="28"/>
+          <w:szCs w:val="28"/>
+        </w:rPr>
+        <w:t>周围的空气中充斥着车厢摩擦轨道的轰鸣，以及游客们撕心裂肺的尖叫||</w:t>
+      </w:r>
+    </w:p>
+    <w:p>
+      <w:pPr>
+        <w:rPr>
+          <w:rFonts w:hint="eastAsia"/>
+          <w:sz w:val="28"/>
+          <w:szCs w:val="28"/>
+        </w:rPr>
+      </w:pPr>
+    </w:p>
+    <w:p>
+      <w:pPr>
+        <w:rPr>
+          <w:rFonts w:hint="eastAsia"/>
+          <w:sz w:val="28"/>
+          <w:szCs w:val="28"/>
+          <w:lang w:val="en-US" w:eastAsia="zh-CN"/>
+        </w:rPr>
+      </w:pPr>
+      <w:r>
+        <w:rPr>
+          <w:rFonts w:hint="eastAsia"/>
+          <w:sz w:val="28"/>
+          <w:szCs w:val="28"/>
+        </w:rPr>
+        <w:t>||随着队伍一点点向前挪动，你转头看向排在身</w:t>
+      </w:r>
+      <w:r>
+        <w:rPr>
+          <w:rFonts w:hint="eastAsia"/>
+          <w:sz w:val="28"/>
+          <w:szCs w:val="28"/>
+          <w:lang w:val="en-US" w:eastAsia="zh-CN"/>
+        </w:rPr>
+        <w:t>后</w:t>
+      </w:r>
+      <w:r>
+        <w:rPr>
+          <w:rFonts w:hint="eastAsia"/>
+          <w:sz w:val="28"/>
+          <w:szCs w:val="28"/>
+        </w:rPr>
+        <w:t>的陈予荣</w:t>
+      </w:r>
+      <w:r>
+        <w:rPr>
+          <w:rFonts w:hint="eastAsia"/>
+          <w:sz w:val="28"/>
+          <w:szCs w:val="28"/>
+          <w:lang w:val="en-US" w:eastAsia="zh-CN"/>
+        </w:rPr>
+        <w:t>||</w:t>
+      </w:r>
+    </w:p>
+    <w:p>
+      <w:pPr>
+        <w:rPr>
+          <w:rFonts w:hint="eastAsia"/>
+          <w:sz w:val="28"/>
+          <w:szCs w:val="28"/>
+          <w:lang w:val="en-US" w:eastAsia="zh-CN"/>
+        </w:rPr>
+      </w:pPr>
+    </w:p>
+    <w:p>
+      <w:pPr>
+        <w:rPr>
+          <w:rFonts w:hint="eastAsia"/>
+          <w:sz w:val="28"/>
+          <w:szCs w:val="28"/>
+        </w:rPr>
+      </w:pPr>
+      <w:r>
+        <w:rPr>
+          <w:rFonts w:hint="eastAsia"/>
+          <w:sz w:val="28"/>
+          <w:szCs w:val="28"/>
+          <w:lang w:val="en-US" w:eastAsia="zh-CN"/>
+        </w:rPr>
+        <w:t>||</w:t>
+      </w:r>
+      <w:r>
+        <w:rPr>
+          <w:rFonts w:hint="eastAsia"/>
+          <w:sz w:val="28"/>
+          <w:szCs w:val="28"/>
+        </w:rPr>
+        <w:t>你原本以为，他哪怕再怎么克制，也一定会忍不住给你科普轨道连接处铰链的金属疲劳极限，以此来掩饰他对失重感的本能排斥||</w:t>
+      </w:r>
+    </w:p>
+    <w:p>
+      <w:pPr>
+        <w:rPr>
+          <w:rFonts w:hint="eastAsia"/>
+          <w:sz w:val="28"/>
+          <w:szCs w:val="28"/>
+        </w:rPr>
+      </w:pPr>
+    </w:p>
+    <w:p>
+      <w:pPr>
+        <w:rPr>
+          <w:rFonts w:hint="eastAsia"/>
+          <w:sz w:val="28"/>
+          <w:szCs w:val="28"/>
+          <w:lang w:val="en-US" w:eastAsia="zh-CN"/>
+        </w:rPr>
+      </w:pPr>
+      <w:r>
+        <w:rPr>
+          <w:rFonts w:hint="eastAsia"/>
+          <w:sz w:val="28"/>
+          <w:szCs w:val="28"/>
+        </w:rPr>
+        <w:t>||但他却出奇地安静</w:t>
+      </w:r>
+      <w:r>
+        <w:rPr>
+          <w:rFonts w:hint="eastAsia"/>
+          <w:sz w:val="28"/>
+          <w:szCs w:val="28"/>
+          <w:lang w:eastAsia="zh-CN"/>
+        </w:rPr>
+        <w:t>，</w:t>
+      </w:r>
+      <w:r>
+        <w:rPr>
+          <w:rFonts w:hint="eastAsia"/>
+          <w:sz w:val="28"/>
+          <w:szCs w:val="28"/>
+        </w:rPr>
+        <w:t>只是把双手插在口袋里</w:t>
+      </w:r>
+      <w:r>
+        <w:rPr>
+          <w:rFonts w:hint="eastAsia"/>
+          <w:sz w:val="28"/>
+          <w:szCs w:val="28"/>
+          <w:lang w:val="en-US" w:eastAsia="zh-CN"/>
+        </w:rPr>
+        <w:t>||</w:t>
+      </w:r>
+    </w:p>
+    <w:p>
+      <w:pPr>
+        <w:rPr>
+          <w:rFonts w:hint="eastAsia"/>
+          <w:sz w:val="28"/>
+          <w:szCs w:val="28"/>
+          <w:lang w:val="en-US" w:eastAsia="zh-CN"/>
+        </w:rPr>
+      </w:pPr>
+    </w:p>
+    <w:p>
+      <w:pPr>
+        <w:rPr>
+          <w:rFonts w:hint="eastAsia"/>
+          <w:sz w:val="28"/>
+          <w:szCs w:val="28"/>
+        </w:rPr>
+      </w:pPr>
+      <w:r>
+        <w:rPr>
+          <w:rFonts w:hint="eastAsia"/>
+          <w:sz w:val="28"/>
+          <w:szCs w:val="28"/>
+          <w:lang w:val="en-US" w:eastAsia="zh-CN"/>
+        </w:rPr>
+        <w:t>||脱掉眼镜的他看起来有些呆滞</w:t>
+      </w:r>
+      <w:r>
+        <w:rPr>
+          <w:rFonts w:hint="eastAsia"/>
+          <w:sz w:val="28"/>
+          <w:szCs w:val="28"/>
+        </w:rPr>
+        <w:t>，他默默注视着呼啸而过的列车，像在大脑的后台里强行关闭了一切关于力学和结构的运算||</w:t>
+      </w:r>
+    </w:p>
+    <w:p>
+      <w:pPr>
+        <w:rPr>
+          <w:rFonts w:hint="eastAsia"/>
+          <w:sz w:val="28"/>
+          <w:szCs w:val="28"/>
+        </w:rPr>
+      </w:pPr>
+    </w:p>
+    <w:p>
+      <w:pPr>
+        <w:rPr>
+          <w:rFonts w:hint="eastAsia"/>
+          <w:sz w:val="28"/>
+          <w:szCs w:val="28"/>
+        </w:rPr>
+      </w:pPr>
+      <w:r>
+        <w:rPr>
+          <w:rFonts w:hint="eastAsia"/>
+          <w:sz w:val="28"/>
+          <w:szCs w:val="28"/>
+        </w:rPr>
+        <w:t>||伴随工作人员的播报，你们坐进第一排车厢。列车沿着陡峭的轨道缓慢爬升，随后在高达</w:t>
+      </w:r>
+      <w:r>
+        <w:rPr>
+          <w:rFonts w:hint="eastAsia"/>
+          <w:sz w:val="28"/>
+          <w:szCs w:val="28"/>
+          <w:lang w:val="en-US" w:eastAsia="zh-CN"/>
+        </w:rPr>
+        <w:t>六</w:t>
+      </w:r>
+      <w:r>
+        <w:rPr>
+          <w:rFonts w:hint="eastAsia"/>
+          <w:sz w:val="28"/>
+          <w:szCs w:val="28"/>
+        </w:rPr>
+        <w:t>十米的最高点悬停||</w:t>
+      </w:r>
+    </w:p>
+    <w:p>
+      <w:pPr>
+        <w:rPr>
+          <w:rFonts w:hint="eastAsia"/>
+          <w:sz w:val="28"/>
+          <w:szCs w:val="28"/>
+        </w:rPr>
+      </w:pPr>
+    </w:p>
+    <w:p>
+      <w:pPr>
+        <w:rPr>
+          <w:rFonts w:hint="eastAsia"/>
+          <w:sz w:val="28"/>
+          <w:szCs w:val="28"/>
+        </w:rPr>
+      </w:pPr>
+      <w:r>
+        <w:rPr>
+          <w:rFonts w:hint="eastAsia"/>
+          <w:sz w:val="28"/>
+          <w:szCs w:val="28"/>
+        </w:rPr>
+        <w:t>||紧接着，车厢以近乎垂直的角度疯狂坠落！强烈的失重感瞬间剥夺了呼吸</w:t>
+      </w:r>
+      <w:r>
+        <w:rPr>
+          <w:rFonts w:hint="eastAsia"/>
+          <w:sz w:val="28"/>
+          <w:szCs w:val="28"/>
+          <w:lang w:eastAsia="zh-CN"/>
+        </w:rPr>
+        <w:t>，</w:t>
+      </w:r>
+      <w:r>
+        <w:rPr>
+          <w:rFonts w:hint="eastAsia"/>
+          <w:sz w:val="28"/>
+          <w:szCs w:val="28"/>
+        </w:rPr>
+        <w:t>狂风肆虐中，你艰难地偏头看向陈予荣||</w:t>
+      </w:r>
+    </w:p>
+    <w:p>
+      <w:pPr>
+        <w:rPr>
+          <w:rFonts w:hint="eastAsia"/>
+          <w:sz w:val="28"/>
+          <w:szCs w:val="28"/>
+        </w:rPr>
+      </w:pPr>
+    </w:p>
+    <w:p>
+      <w:pPr>
+        <w:rPr>
+          <w:rFonts w:hint="eastAsia"/>
+          <w:sz w:val="28"/>
+          <w:szCs w:val="28"/>
+        </w:rPr>
+      </w:pPr>
+      <w:r>
+        <w:rPr>
+          <w:rFonts w:hint="eastAsia"/>
+          <w:sz w:val="28"/>
+          <w:szCs w:val="28"/>
+        </w:rPr>
+        <w:t>||他脸色苍白，双眼紧闭，嘴唇抿成一条白线，努力维持着面无表情的镇定，但身体却本能地抵抗着重力||</w:t>
+      </w:r>
+    </w:p>
+    <w:p>
+      <w:pPr>
+        <w:rPr>
+          <w:rFonts w:hint="eastAsia"/>
+          <w:sz w:val="28"/>
+          <w:szCs w:val="28"/>
+        </w:rPr>
+      </w:pPr>
+    </w:p>
+    <w:p>
+      <w:pPr>
+        <w:rPr>
+          <w:rFonts w:hint="eastAsia"/>
+          <w:sz w:val="28"/>
+          <w:szCs w:val="28"/>
+        </w:rPr>
+      </w:pPr>
+      <w:r>
+        <w:rPr>
+          <w:rFonts w:hint="eastAsia"/>
+          <w:sz w:val="28"/>
+          <w:szCs w:val="28"/>
+        </w:rPr>
+        <w:t>||然而，就在车厢冲入翻滚的环形轨道、离心力达到顶峰的瞬间，一只</w:t>
+      </w:r>
+      <w:r>
+        <w:rPr>
+          <w:rFonts w:hint="eastAsia"/>
+          <w:sz w:val="28"/>
+          <w:szCs w:val="28"/>
+          <w:lang w:val="en-US" w:eastAsia="zh-CN"/>
+        </w:rPr>
+        <w:t>冰凉</w:t>
+      </w:r>
+      <w:r>
+        <w:rPr>
+          <w:rFonts w:hint="eastAsia"/>
+          <w:sz w:val="28"/>
+          <w:szCs w:val="28"/>
+        </w:rPr>
+        <w:t>僵硬的手，突然死死扣住了你的手腕||</w:t>
+      </w:r>
+    </w:p>
+    <w:p>
+      <w:pPr>
+        <w:rPr>
+          <w:rFonts w:hint="eastAsia"/>
+          <w:sz w:val="28"/>
+          <w:szCs w:val="28"/>
+        </w:rPr>
+      </w:pPr>
+    </w:p>
+    <w:p>
+      <w:pPr>
+        <w:rPr>
+          <w:rFonts w:hint="eastAsia"/>
+          <w:sz w:val="28"/>
+          <w:szCs w:val="28"/>
+          <w:lang w:val="en-US" w:eastAsia="zh-CN"/>
+        </w:rPr>
+      </w:pPr>
+      <w:r>
+        <w:rPr>
+          <w:rFonts w:hint="eastAsia"/>
+          <w:sz w:val="28"/>
+          <w:szCs w:val="28"/>
+        </w:rPr>
+        <w:t>||他的掌心沁出冷汗，手指的力道大得发颤。那不是经过计算的触碰，而是大脑在面临感官过载时，</w:t>
+      </w:r>
+      <w:r>
+        <w:rPr>
+          <w:rFonts w:hint="eastAsia"/>
+          <w:sz w:val="28"/>
+          <w:szCs w:val="28"/>
+          <w:lang w:val="en-US" w:eastAsia="zh-CN"/>
+        </w:rPr>
+        <w:t>防御机制破碎</w:t>
+      </w:r>
+      <w:r>
+        <w:rPr>
+          <w:rFonts w:hint="eastAsia"/>
+          <w:sz w:val="28"/>
+          <w:szCs w:val="28"/>
+        </w:rPr>
+        <w:t>后最原始的攀附</w:t>
+      </w:r>
+      <w:r>
+        <w:rPr>
+          <w:rFonts w:hint="eastAsia"/>
+          <w:sz w:val="28"/>
+          <w:szCs w:val="28"/>
+          <w:lang w:val="en-US" w:eastAsia="zh-CN"/>
+        </w:rPr>
+        <w:t>||</w:t>
+      </w:r>
+    </w:p>
+    <w:p>
+      <w:pPr>
+        <w:rPr>
+          <w:rFonts w:hint="eastAsia"/>
+          <w:sz w:val="28"/>
+          <w:szCs w:val="28"/>
+          <w:lang w:val="en-US" w:eastAsia="zh-CN"/>
+        </w:rPr>
+      </w:pPr>
+    </w:p>
+    <w:p>
+      <w:pPr>
+        <w:rPr>
+          <w:rFonts w:hint="eastAsia"/>
+          <w:sz w:val="28"/>
+          <w:szCs w:val="28"/>
+        </w:rPr>
+      </w:pPr>
+      <w:r>
+        <w:rPr>
+          <w:rFonts w:hint="eastAsia"/>
+          <w:sz w:val="28"/>
+          <w:szCs w:val="28"/>
+          <w:lang w:val="en-US" w:eastAsia="zh-CN"/>
+        </w:rPr>
+        <w:t>||</w:t>
+      </w:r>
+      <w:r>
+        <w:rPr>
+          <w:rFonts w:hint="eastAsia"/>
+          <w:sz w:val="28"/>
+          <w:szCs w:val="28"/>
+        </w:rPr>
+        <w:t>仿佛在失控的重力场里，你是他唯一能抓住的真实存在||</w:t>
+      </w:r>
+    </w:p>
+    <w:p>
+      <w:pPr>
+        <w:rPr>
+          <w:rFonts w:hint="eastAsia"/>
+          <w:sz w:val="28"/>
+          <w:szCs w:val="28"/>
+        </w:rPr>
+      </w:pPr>
+    </w:p>
+    <w:p>
+      <w:pPr>
+        <w:rPr>
+          <w:rFonts w:hint="eastAsia"/>
+          <w:sz w:val="28"/>
+          <w:szCs w:val="28"/>
+        </w:rPr>
+      </w:pPr>
+      <w:r>
+        <w:rPr>
+          <w:rFonts w:hint="eastAsia"/>
+          <w:sz w:val="28"/>
+          <w:szCs w:val="28"/>
+        </w:rPr>
+        <w:t>||十分钟后，你们坐在人工湖边的长椅上休息。陈予荣去买了两瓶冰镇矿泉水</w:t>
+      </w:r>
+      <w:r>
+        <w:rPr>
+          <w:rFonts w:hint="eastAsia"/>
+          <w:sz w:val="28"/>
+          <w:szCs w:val="28"/>
+          <w:lang w:val="en-US" w:eastAsia="zh-CN"/>
+        </w:rPr>
+        <w:t>，</w:t>
+      </w:r>
+      <w:r>
+        <w:rPr>
+          <w:rFonts w:hint="eastAsia"/>
+          <w:sz w:val="28"/>
+          <w:szCs w:val="28"/>
+        </w:rPr>
+        <w:t>喝了一大口水后，理智似乎终于</w:t>
+      </w:r>
+      <w:r>
+        <w:rPr>
+          <w:rFonts w:hint="eastAsia"/>
+          <w:sz w:val="28"/>
+          <w:szCs w:val="28"/>
+          <w:lang w:val="en-US" w:eastAsia="zh-CN"/>
+        </w:rPr>
+        <w:t>回笼</w:t>
+      </w:r>
+      <w:r>
+        <w:rPr>
+          <w:rFonts w:hint="eastAsia"/>
+          <w:sz w:val="28"/>
+          <w:szCs w:val="28"/>
+        </w:rPr>
+        <w:t>||</w:t>
+      </w:r>
+    </w:p>
+    <w:p>
+      <w:pPr>
+        <w:rPr>
+          <w:rFonts w:hint="eastAsia"/>
+          <w:sz w:val="28"/>
+          <w:szCs w:val="28"/>
+        </w:rPr>
+      </w:pPr>
+    </w:p>
+    <w:p>
+      <w:pPr>
+        <w:rPr>
+          <w:rFonts w:hint="eastAsia"/>
+          <w:sz w:val="28"/>
+          <w:szCs w:val="28"/>
+        </w:rPr>
+      </w:pPr>
+      <w:r>
+        <w:rPr>
+          <w:rFonts w:hint="eastAsia"/>
+          <w:sz w:val="28"/>
+          <w:szCs w:val="28"/>
+        </w:rPr>
+        <w:t>||你将</w:t>
       </w:r>
       <w:r>
         <w:rPr>
@@ -7935,14 +8710,74 @@
           <w:sz w:val="28"/>
           <w:szCs w:val="28"/>
         </w:rPr>
-        <w:t>，在录制素材的间隙，不动声色地观察着他的反应</w:t>
-      </w:r>
-      <w:r>
-        <w:rPr>
-          <w:rFonts w:hint="eastAsia"/>
-          <w:sz w:val="28"/>
-          <w:szCs w:val="28"/>
-          <w:lang w:val="en-US" w:eastAsia="zh-CN"/>
+        <w:t>放在腿上，带着几分看透一切的调侃，打破了沉默||</w:t>
+      </w:r>
+    </w:p>
+    <w:p>
+      <w:pPr>
+        <w:rPr>
+          <w:rFonts w:hint="eastAsia"/>
+          <w:sz w:val="28"/>
+          <w:szCs w:val="28"/>
+        </w:rPr>
+      </w:pPr>
+    </w:p>
+    <w:p>
+      <w:pPr>
+        <w:rPr>
+          <w:rFonts w:hint="eastAsia"/>
+          <w:sz w:val="28"/>
+          <w:szCs w:val="28"/>
+        </w:rPr>
+      </w:pPr>
+      <w:r>
+        <w:rPr>
+          <w:rFonts w:hint="eastAsia"/>
+          <w:sz w:val="28"/>
+          <w:szCs w:val="28"/>
+        </w:rPr>
+        <w:t>女主名||“我以为刚才排队的时候，你至少会给我分析一下那台过山车的材料抗压系数。”||0000</w:t>
+      </w:r>
+    </w:p>
+    <w:p>
+      <w:pPr>
+        <w:rPr>
+          <w:rFonts w:hint="eastAsia"/>
+          <w:sz w:val="28"/>
+          <w:szCs w:val="28"/>
+        </w:rPr>
+      </w:pPr>
+    </w:p>
+    <w:p>
+      <w:pPr>
+        <w:rPr>
+          <w:rFonts w:hint="eastAsia"/>
+          <w:sz w:val="28"/>
+          <w:szCs w:val="28"/>
+        </w:rPr>
+      </w:pPr>
+      <w:r>
+        <w:rPr>
+          <w:rFonts w:hint="eastAsia"/>
+          <w:sz w:val="28"/>
+          <w:szCs w:val="28"/>
+        </w:rPr>
+        <w:t>||陈予荣</w:t>
+      </w:r>
+      <w:r>
+        <w:rPr>
+          <w:rFonts w:hint="eastAsia"/>
+          <w:sz w:val="28"/>
+          <w:szCs w:val="28"/>
+          <w:lang w:val="en-US" w:eastAsia="zh-CN"/>
+        </w:rPr>
+        <w:t>无奈摊手，脸色苍白地他看起来魂还在天上飞</w:t>
+      </w:r>
+      <w:r>
+        <w:rPr>
+          <w:rFonts w:hint="eastAsia"/>
+          <w:sz w:val="28"/>
+          <w:szCs w:val="28"/>
         </w:rPr>
         <w:t>||</w:t>
       </w:r>
@@ -7953,19 +8788,216 @@
           <w:rFonts w:hint="eastAsia"/>
           <w:sz w:val="28"/>
           <w:szCs w:val="28"/>
-          <w:lang w:val="en-US" w:eastAsia="zh-CN"/>
-        </w:rPr>
-      </w:pPr>
-    </w:p>
-    <w:p>
-      <w:pPr>
-        <w:rPr>
-          <w:rFonts w:hint="eastAsia"/>
-          <w:sz w:val="28"/>
-          <w:szCs w:val="28"/>
-          <w:lang w:val="en-US" w:eastAsia="zh-CN"/>
-        </w:rPr>
-      </w:pPr>
+        </w:rPr>
+      </w:pPr>
+    </w:p>
+    <w:p>
+      <w:pPr>
+        <w:rPr>
+          <w:rFonts w:hint="eastAsia"/>
+          <w:sz w:val="28"/>
+          <w:szCs w:val="28"/>
+        </w:rPr>
+      </w:pPr>
+      <w:r>
+        <w:rPr>
+          <w:rFonts w:hint="eastAsia"/>
+          <w:sz w:val="28"/>
+          <w:szCs w:val="28"/>
+        </w:rPr>
+        <w:t>陈予荣||“我强迫自己关掉了大脑里所有的计算程序。”||0000</w:t>
+      </w:r>
+    </w:p>
+    <w:p>
+      <w:pPr>
+        <w:rPr>
+          <w:rFonts w:hint="eastAsia"/>
+          <w:sz w:val="28"/>
+          <w:szCs w:val="28"/>
+        </w:rPr>
+      </w:pPr>
+    </w:p>
+    <w:p>
+      <w:pPr>
+        <w:rPr>
+          <w:rFonts w:hint="eastAsia"/>
+          <w:sz w:val="28"/>
+          <w:szCs w:val="28"/>
+        </w:rPr>
+      </w:pPr>
+      <w:r>
+        <w:rPr>
+          <w:rFonts w:hint="eastAsia"/>
+          <w:sz w:val="28"/>
+          <w:szCs w:val="28"/>
+        </w:rPr>
+        <w:t>陈予荣||“上次在书店你告诉我，人类情感有太多非理性变量。所以我今天试着不去解构受力点，而是去感受风速、失重，以及……||0000</w:t>
+      </w:r>
+    </w:p>
+    <w:p>
+      <w:pPr>
+        <w:rPr>
+          <w:rFonts w:hint="eastAsia"/>
+          <w:sz w:val="28"/>
+          <w:szCs w:val="28"/>
+        </w:rPr>
+      </w:pPr>
+    </w:p>
+    <w:p>
+      <w:pPr>
+        <w:rPr>
+          <w:rFonts w:hint="eastAsia"/>
+          <w:sz w:val="28"/>
+          <w:szCs w:val="28"/>
+        </w:rPr>
+      </w:pPr>
+      <w:r>
+        <w:rPr>
+          <w:rFonts w:hint="eastAsia"/>
+          <w:sz w:val="28"/>
+          <w:szCs w:val="28"/>
+        </w:rPr>
+        <w:t>||他目光下垂，落在了你刚才被他紧紧抓过的手腕上||</w:t>
+      </w:r>
+    </w:p>
+    <w:p>
+      <w:pPr>
+        <w:rPr>
+          <w:rFonts w:hint="eastAsia"/>
+          <w:sz w:val="28"/>
+          <w:szCs w:val="28"/>
+        </w:rPr>
+      </w:pPr>
+    </w:p>
+    <w:p>
+      <w:pPr>
+        <w:rPr>
+          <w:rFonts w:hint="eastAsia"/>
+          <w:sz w:val="28"/>
+          <w:szCs w:val="28"/>
+        </w:rPr>
+      </w:pPr>
+      <w:r>
+        <w:rPr>
+          <w:rFonts w:hint="eastAsia"/>
+          <w:sz w:val="28"/>
+          <w:szCs w:val="28"/>
+        </w:rPr>
+        <w:t>陈予荣||“感受绝对失控下，生理爆发的恐惧……和想要依靠本能。”||0000</w:t>
+      </w:r>
+    </w:p>
+    <w:p>
+      <w:pPr>
+        <w:rPr>
+          <w:rFonts w:hint="eastAsia"/>
+          <w:sz w:val="28"/>
+          <w:szCs w:val="28"/>
+        </w:rPr>
+      </w:pPr>
+    </w:p>
+    <w:p>
+      <w:pPr>
+        <w:rPr>
+          <w:rFonts w:hint="eastAsia"/>
+          <w:sz w:val="28"/>
+          <w:szCs w:val="28"/>
+        </w:rPr>
+      </w:pPr>
+      <w:r>
+        <w:rPr>
+          <w:rFonts w:hint="eastAsia"/>
+          <w:sz w:val="28"/>
+          <w:szCs w:val="28"/>
+        </w:rPr>
+        <w:t>陈予荣||“脱离了数据掌控确实让人恐慌，但我并不排斥这种失控的真实感。”||0000</w:t>
+      </w:r>
+    </w:p>
+    <w:p>
+      <w:pPr>
+        <w:rPr>
+          <w:rFonts w:hint="eastAsia"/>
+          <w:sz w:val="28"/>
+          <w:szCs w:val="28"/>
+        </w:rPr>
+      </w:pPr>
+    </w:p>
+    <w:p>
+      <w:pPr>
+        <w:rPr>
+          <w:rFonts w:hint="eastAsia"/>
+          <w:sz w:val="28"/>
+          <w:szCs w:val="28"/>
+        </w:rPr>
+      </w:pPr>
+      <w:r>
+        <w:rPr>
+          <w:rFonts w:hint="eastAsia"/>
+          <w:sz w:val="28"/>
+          <w:szCs w:val="28"/>
+        </w:rPr>
+        <w:t>陈予荣||“我甚至开始好奇，如果我放弃死板的公式，顺应这种本能，</w:t>
+      </w:r>
+      <w:r>
+        <w:rPr>
+          <w:rFonts w:hint="eastAsia"/>
+          <w:sz w:val="28"/>
+          <w:szCs w:val="28"/>
+          <w:lang w:val="en-US" w:eastAsia="zh-CN"/>
+        </w:rPr>
+        <w:t>我会变成什么样子。</w:t>
+      </w:r>
+      <w:r>
+        <w:rPr>
+          <w:rFonts w:hint="eastAsia"/>
+          <w:sz w:val="28"/>
+          <w:szCs w:val="28"/>
+        </w:rPr>
+        <w:t>”||0000</w:t>
+      </w:r>
+    </w:p>
+    <w:p>
+      <w:pPr>
+        <w:rPr>
+          <w:rFonts w:hint="eastAsia"/>
+          <w:sz w:val="28"/>
+          <w:szCs w:val="28"/>
+        </w:rPr>
+      </w:pPr>
+    </w:p>
+    <w:p>
+      <w:pPr>
+        <w:rPr>
+          <w:rFonts w:hint="eastAsia"/>
+          <w:sz w:val="28"/>
+          <w:szCs w:val="28"/>
+        </w:rPr>
+      </w:pPr>
+      <w:r>
+        <w:rPr>
+          <w:rFonts w:hint="eastAsia"/>
+          <w:sz w:val="28"/>
+          <w:szCs w:val="28"/>
+        </w:rPr>
+        <w:t>【抉择选项】肯定改变，引导探索</w:t>
+      </w:r>
+    </w:p>
+    <w:p>
+      <w:pPr>
+        <w:rPr>
+          <w:rFonts w:hint="eastAsia"/>
+          <w:sz w:val="28"/>
+          <w:szCs w:val="28"/>
+          <w:lang w:val="en-US" w:eastAsia="zh-CN"/>
+        </w:rPr>
+      </w:pPr>
+      <w:r>
+        <w:rPr>
+          <w:rFonts w:hint="eastAsia"/>
+          <w:sz w:val="28"/>
+          <w:szCs w:val="28"/>
+        </w:rPr>
+        <w:t>||你看着他微红的眼角，没有去刻意调侃他刚才的失控</w:t>
+      </w:r>
       <w:r>
         <w:rPr>
           <w:rFonts w:hint="eastAsia"/>
@@ -7975,14 +9007,25 @@
         </w:rPr>
         <w:t>||</w:t>
       </w:r>
-      <w:r>
-        <w:rPr>
-          <w:rFonts w:hint="eastAsia"/>
-          <w:sz w:val="28"/>
-          <w:szCs w:val="28"/>
-        </w:rPr>
-        <w:t>路过巨大的海盗船时，你看到他的嘴唇微微动了一下，似乎本能地想要去念出摆锤运动的物理公式</w:t>
-      </w:r>
+    </w:p>
+    <w:p>
+      <w:pPr>
+        <w:rPr>
+          <w:rFonts w:hint="eastAsia"/>
+          <w:sz w:val="28"/>
+          <w:szCs w:val="28"/>
+          <w:lang w:val="en-US" w:eastAsia="zh-CN"/>
+        </w:rPr>
+      </w:pPr>
+    </w:p>
+    <w:p>
+      <w:pPr>
+        <w:rPr>
+          <w:rFonts w:hint="eastAsia"/>
+          <w:sz w:val="28"/>
+          <w:szCs w:val="28"/>
+        </w:rPr>
+      </w:pPr>
       <w:r>
         <w:rPr>
           <w:rFonts w:hint="eastAsia"/>
@@ -7992,1139 +9035,134 @@
         </w:rPr>
         <w:t>||</w:t>
       </w:r>
-    </w:p>
-    <w:p>
-      <w:pPr>
-        <w:rPr>
-          <w:rFonts w:hint="eastAsia"/>
-          <w:sz w:val="28"/>
-          <w:szCs w:val="28"/>
-          <w:lang w:val="en-US" w:eastAsia="zh-CN"/>
-        </w:rPr>
-      </w:pPr>
-    </w:p>
-    <w:p>
-      <w:pPr>
-        <w:rPr>
-          <w:rFonts w:hint="eastAsia"/>
-          <w:sz w:val="28"/>
-          <w:szCs w:val="28"/>
-        </w:rPr>
-      </w:pPr>
-      <w:r>
-        <w:rPr>
-          <w:rFonts w:hint="eastAsia"/>
-          <w:sz w:val="28"/>
-          <w:szCs w:val="28"/>
-          <w:lang w:val="en-US" w:eastAsia="zh-CN"/>
+      <w:r>
+        <w:rPr>
+          <w:rFonts w:hint="eastAsia"/>
+          <w:sz w:val="28"/>
+          <w:szCs w:val="28"/>
+        </w:rPr>
+        <w:t>作为一个擅长洞察人性的引导者，你很乐意</w:t>
+      </w:r>
+      <w:r>
+        <w:rPr>
+          <w:rFonts w:hint="eastAsia"/>
+          <w:sz w:val="28"/>
+          <w:szCs w:val="28"/>
+          <w:lang w:val="en-US" w:eastAsia="zh-CN"/>
+        </w:rPr>
+        <w:t>引导懵懂者认识并成为更好的自己</w:t>
+      </w:r>
+      <w:r>
+        <w:rPr>
+          <w:rFonts w:hint="eastAsia"/>
+          <w:sz w:val="28"/>
+          <w:szCs w:val="28"/>
         </w:rPr>
         <w:t>||</w:t>
       </w:r>
-      <w:r>
-        <w:rPr>
-          <w:rFonts w:hint="eastAsia"/>
-          <w:sz w:val="28"/>
-          <w:szCs w:val="28"/>
-        </w:rPr>
-        <w:t>但他最终还是闭上了嘴，将视线强行从那些精密的传动轴上移开||</w:t>
-      </w:r>
-    </w:p>
-    <w:p>
-      <w:pPr>
-        <w:rPr>
-          <w:rFonts w:hint="eastAsia"/>
-          <w:sz w:val="28"/>
-          <w:szCs w:val="28"/>
-        </w:rPr>
-      </w:pPr>
-    </w:p>
-    <w:p>
-      <w:pPr>
-        <w:rPr>
-          <w:rFonts w:hint="eastAsia"/>
-          <w:sz w:val="28"/>
-          <w:szCs w:val="28"/>
-        </w:rPr>
-      </w:pPr>
-      <w:r>
-        <w:rPr>
-          <w:rFonts w:hint="eastAsia"/>
-          <w:sz w:val="28"/>
-          <w:szCs w:val="28"/>
-        </w:rPr>
-        <w:t>||他那副在职业病和感官</w:t>
-      </w:r>
-      <w:r>
-        <w:rPr>
-          <w:rFonts w:hint="eastAsia"/>
-          <w:sz w:val="28"/>
-          <w:szCs w:val="28"/>
-          <w:lang w:val="en-US" w:eastAsia="zh-CN"/>
-        </w:rPr>
-        <w:t>体验</w:t>
-      </w:r>
-      <w:r>
-        <w:rPr>
-          <w:rFonts w:hint="eastAsia"/>
-          <w:sz w:val="28"/>
-          <w:szCs w:val="28"/>
-        </w:rPr>
-        <w:t>之间反复</w:t>
-      </w:r>
-      <w:r>
-        <w:rPr>
-          <w:rFonts w:hint="eastAsia"/>
-          <w:sz w:val="28"/>
-          <w:szCs w:val="28"/>
-          <w:lang w:val="en-US" w:eastAsia="zh-CN"/>
-        </w:rPr>
-        <w:t>横跳</w:t>
-      </w:r>
-      <w:r>
-        <w:rPr>
-          <w:rFonts w:hint="eastAsia"/>
-          <w:sz w:val="28"/>
-          <w:szCs w:val="28"/>
-        </w:rPr>
-        <w:t>的模样，让你觉得有些好笑||</w:t>
-      </w:r>
-    </w:p>
-    <w:p>
-      <w:pPr>
-        <w:rPr>
-          <w:rFonts w:hint="eastAsia"/>
-          <w:sz w:val="28"/>
-          <w:szCs w:val="28"/>
-        </w:rPr>
-      </w:pPr>
-    </w:p>
-    <w:p>
-      <w:pPr>
-        <w:rPr>
-          <w:rFonts w:hint="eastAsia"/>
-          <w:sz w:val="28"/>
-          <w:szCs w:val="28"/>
-        </w:rPr>
-      </w:pPr>
-      <w:r>
-        <w:rPr>
-          <w:rFonts w:hint="eastAsia"/>
-          <w:sz w:val="28"/>
-          <w:szCs w:val="28"/>
-        </w:rPr>
-        <w:t>||你们来到那台名为深渊吞噬者的过山车脚下</w:t>
-      </w:r>
-      <w:r>
-        <w:rPr>
-          <w:rFonts w:hint="eastAsia"/>
-          <w:sz w:val="28"/>
-          <w:szCs w:val="28"/>
-          <w:lang w:eastAsia="zh-CN"/>
-        </w:rPr>
-        <w:t>，</w:t>
-      </w:r>
-      <w:r>
-        <w:rPr>
-          <w:rFonts w:hint="eastAsia"/>
-          <w:sz w:val="28"/>
-          <w:szCs w:val="28"/>
-        </w:rPr>
-        <w:t>巨大的钢铁轨道在半空中扭曲出极其复杂的弧度</w:t>
-      </w:r>
-    </w:p>
-    <w:p>
-      <w:pPr>
-        <w:rPr>
-          <w:rFonts w:hint="eastAsia"/>
-          <w:sz w:val="28"/>
-          <w:szCs w:val="28"/>
-        </w:rPr>
-      </w:pPr>
-    </w:p>
-    <w:p>
-      <w:pPr>
-        <w:rPr>
-          <w:rFonts w:hint="eastAsia"/>
-          <w:sz w:val="28"/>
-          <w:szCs w:val="28"/>
-        </w:rPr>
-      </w:pPr>
-      <w:r>
-        <w:rPr>
-          <w:rFonts w:hint="eastAsia"/>
-          <w:sz w:val="28"/>
-          <w:szCs w:val="28"/>
-          <w:lang w:val="en-US" w:eastAsia="zh-CN"/>
+    </w:p>
+    <w:p>
+      <w:pPr>
+        <w:rPr>
+          <w:rFonts w:hint="eastAsia"/>
+          <w:sz w:val="28"/>
+          <w:szCs w:val="28"/>
+        </w:rPr>
+      </w:pPr>
+    </w:p>
+    <w:p>
+      <w:pPr>
+        <w:rPr>
+          <w:rFonts w:hint="eastAsia"/>
+          <w:sz w:val="28"/>
+          <w:szCs w:val="28"/>
+        </w:rPr>
+      </w:pPr>
+      <w:r>
+        <w:rPr>
+          <w:rFonts w:hint="eastAsia"/>
+          <w:sz w:val="28"/>
+          <w:szCs w:val="28"/>
+        </w:rPr>
+        <w:t>女主名||“放弃死板的公式去拥抱本能，这是一个很好的开始</w:t>
+      </w:r>
+      <w:r>
+        <w:rPr>
+          <w:rFonts w:hint="eastAsia"/>
+          <w:sz w:val="28"/>
+          <w:szCs w:val="28"/>
+          <w:lang w:val="en-US" w:eastAsia="zh-CN"/>
+        </w:rPr>
+        <w:t>。</w:t>
+      </w:r>
+      <w:r>
+        <w:rPr>
+          <w:rFonts w:hint="eastAsia"/>
+          <w:sz w:val="28"/>
+          <w:szCs w:val="28"/>
+        </w:rPr>
+        <w:t>人，正是因为有了这些不可控的恐惧、脆弱和依赖，才足够鲜活。”||0000</w:t>
+      </w:r>
+    </w:p>
+    <w:p>
+      <w:pPr>
+        <w:rPr>
+          <w:rFonts w:hint="eastAsia"/>
+          <w:sz w:val="28"/>
+          <w:szCs w:val="28"/>
+        </w:rPr>
+      </w:pPr>
+    </w:p>
+    <w:p>
+      <w:pPr>
+        <w:rPr>
+          <w:rFonts w:hint="eastAsia"/>
+          <w:sz w:val="28"/>
+          <w:szCs w:val="28"/>
+        </w:rPr>
+      </w:pPr>
+      <w:r>
+        <w:rPr>
+          <w:rFonts w:hint="eastAsia"/>
+          <w:sz w:val="28"/>
+          <w:szCs w:val="28"/>
+        </w:rPr>
+        <w:t>||你语气温和，带着一种人生导师般的包容与肯定，给予了他</w:t>
+      </w:r>
+      <w:r>
+        <w:rPr>
+          <w:rFonts w:hint="eastAsia"/>
+          <w:sz w:val="28"/>
+          <w:szCs w:val="28"/>
+          <w:lang w:val="en-US" w:eastAsia="zh-CN"/>
+        </w:rPr>
+        <w:t>此刻</w:t>
+      </w:r>
+      <w:r>
+        <w:rPr>
+          <w:rFonts w:hint="eastAsia"/>
+          <w:sz w:val="28"/>
+          <w:szCs w:val="28"/>
+        </w:rPr>
+        <w:t>最需要的</w:t>
+      </w:r>
+      <w:r>
+        <w:rPr>
+          <w:rFonts w:hint="eastAsia"/>
+          <w:sz w:val="28"/>
+          <w:szCs w:val="28"/>
+          <w:lang w:val="en-US" w:eastAsia="zh-CN"/>
+        </w:rPr>
+        <w:t>回馈</w:t>
+      </w:r>
+      <w:r>
+        <w:rPr>
+          <w:rFonts w:hint="eastAsia"/>
+          <w:sz w:val="28"/>
+          <w:szCs w:val="28"/>
         </w:rPr>
         <w:t>||</w:t>
       </w:r>
-      <w:r>
-        <w:rPr>
-          <w:rFonts w:hint="eastAsia"/>
-          <w:sz w:val="28"/>
-          <w:szCs w:val="28"/>
-        </w:rPr>
-        <w:t>周围的空气中充斥着车厢摩擦轨道的轰鸣，以及游客们撕心裂肺的尖叫||</w:t>
-      </w:r>
-    </w:p>
-    <w:p>
-      <w:pPr>
-        <w:rPr>
-          <w:rFonts w:hint="eastAsia"/>
-          <w:sz w:val="28"/>
-          <w:szCs w:val="28"/>
-        </w:rPr>
-      </w:pPr>
-    </w:p>
-    <w:p>
-      <w:pPr>
-        <w:rPr>
-          <w:rFonts w:hint="eastAsia"/>
-          <w:sz w:val="28"/>
-          <w:szCs w:val="28"/>
-          <w:lang w:val="en-US" w:eastAsia="zh-CN"/>
-        </w:rPr>
-      </w:pPr>
-      <w:r>
-        <w:rPr>
-          <w:rFonts w:hint="eastAsia"/>
-          <w:sz w:val="28"/>
-          <w:szCs w:val="28"/>
-        </w:rPr>
-        <w:t>||随着队伍一点点向前挪动，你转头看向排在身</w:t>
-      </w:r>
-      <w:r>
-        <w:rPr>
-          <w:rFonts w:hint="eastAsia"/>
-          <w:sz w:val="28"/>
-          <w:szCs w:val="28"/>
-          <w:lang w:val="en-US" w:eastAsia="zh-CN"/>
-        </w:rPr>
-        <w:t>后</w:t>
-      </w:r>
-      <w:r>
-        <w:rPr>
-          <w:rFonts w:hint="eastAsia"/>
-          <w:sz w:val="28"/>
-          <w:szCs w:val="28"/>
-        </w:rPr>
-        <w:t>的陈予荣</w:t>
-      </w:r>
-      <w:r>
-        <w:rPr>
-          <w:rFonts w:hint="eastAsia"/>
-          <w:sz w:val="28"/>
-          <w:szCs w:val="28"/>
-          <w:lang w:val="en-US" w:eastAsia="zh-CN"/>
-        </w:rPr>
-        <w:t>||</w:t>
-      </w:r>
-    </w:p>
-    <w:p>
-      <w:pPr>
-        <w:rPr>
-          <w:rFonts w:hint="eastAsia"/>
-          <w:sz w:val="28"/>
-          <w:szCs w:val="28"/>
-          <w:lang w:val="en-US" w:eastAsia="zh-CN"/>
-        </w:rPr>
-      </w:pPr>
-    </w:p>
-    <w:p>
-      <w:pPr>
-        <w:rPr>
-          <w:rFonts w:hint="eastAsia"/>
-          <w:sz w:val="28"/>
-          <w:szCs w:val="28"/>
-        </w:rPr>
-      </w:pPr>
-      <w:r>
-        <w:rPr>
-          <w:rFonts w:hint="eastAsia"/>
-          <w:sz w:val="28"/>
-          <w:szCs w:val="28"/>
-          <w:lang w:val="en-US" w:eastAsia="zh-CN"/>
-        </w:rPr>
-        <w:t>||</w:t>
-      </w:r>
-      <w:r>
-        <w:rPr>
-          <w:rFonts w:hint="eastAsia"/>
-          <w:sz w:val="28"/>
-          <w:szCs w:val="28"/>
-        </w:rPr>
-        <w:t>你原本以为，他哪怕再怎么克制，也一定会忍不住给你科普轨道连接处铰链的金属疲劳极限，以此来掩饰他对失重感的本能排斥||</w:t>
-      </w:r>
-    </w:p>
-    <w:p>
-      <w:pPr>
-        <w:rPr>
-          <w:rFonts w:hint="eastAsia"/>
-          <w:sz w:val="28"/>
-          <w:szCs w:val="28"/>
-        </w:rPr>
-      </w:pPr>
-    </w:p>
-    <w:p>
-      <w:pPr>
-        <w:rPr>
-          <w:rFonts w:hint="eastAsia"/>
-          <w:sz w:val="28"/>
-          <w:szCs w:val="28"/>
-          <w:lang w:val="en-US" w:eastAsia="zh-CN"/>
-        </w:rPr>
-      </w:pPr>
-      <w:r>
-        <w:rPr>
-          <w:rFonts w:hint="eastAsia"/>
-          <w:sz w:val="28"/>
-          <w:szCs w:val="28"/>
-        </w:rPr>
-        <w:t>||但他却出奇地安静</w:t>
-      </w:r>
-      <w:r>
-        <w:rPr>
-          <w:rFonts w:hint="eastAsia"/>
-          <w:sz w:val="28"/>
-          <w:szCs w:val="28"/>
-          <w:lang w:eastAsia="zh-CN"/>
-        </w:rPr>
-        <w:t>，</w:t>
-      </w:r>
-      <w:r>
-        <w:rPr>
-          <w:rFonts w:hint="eastAsia"/>
-          <w:sz w:val="28"/>
-          <w:szCs w:val="28"/>
-        </w:rPr>
-        <w:t>只是把双手插在口袋里</w:t>
-      </w:r>
-      <w:r>
-        <w:rPr>
-          <w:rFonts w:hint="eastAsia"/>
-          <w:sz w:val="28"/>
-          <w:szCs w:val="28"/>
-          <w:lang w:val="en-US" w:eastAsia="zh-CN"/>
-        </w:rPr>
-        <w:t>||</w:t>
-      </w:r>
-    </w:p>
-    <w:p>
-      <w:pPr>
-        <w:rPr>
-          <w:rFonts w:hint="eastAsia"/>
-          <w:sz w:val="28"/>
-          <w:szCs w:val="28"/>
-          <w:lang w:val="en-US" w:eastAsia="zh-CN"/>
-        </w:rPr>
-      </w:pPr>
-    </w:p>
-    <w:p>
-      <w:pPr>
-        <w:rPr>
-          <w:rFonts w:hint="eastAsia"/>
-          <w:sz w:val="28"/>
-          <w:szCs w:val="28"/>
-        </w:rPr>
-      </w:pPr>
-      <w:r>
-        <w:rPr>
-          <w:rFonts w:hint="eastAsia"/>
-          <w:sz w:val="28"/>
-          <w:szCs w:val="28"/>
-          <w:lang w:val="en-US" w:eastAsia="zh-CN"/>
-        </w:rPr>
-        <w:t>||脱掉眼镜的他看起来有些呆滞</w:t>
-      </w:r>
-      <w:r>
-        <w:rPr>
-          <w:rFonts w:hint="eastAsia"/>
-          <w:sz w:val="28"/>
-          <w:szCs w:val="28"/>
-        </w:rPr>
-        <w:t>，他默默注视着呼啸而过的列车，像在大脑的后台里强行关闭了一切关于力学和结构的运算||</w:t>
-      </w:r>
-    </w:p>
-    <w:p>
-      <w:pPr>
-        <w:rPr>
-          <w:rFonts w:hint="eastAsia"/>
-          <w:sz w:val="28"/>
-          <w:szCs w:val="28"/>
-        </w:rPr>
-      </w:pPr>
-    </w:p>
-    <w:p>
-      <w:pPr>
-        <w:rPr>
-          <w:rFonts w:hint="eastAsia"/>
-          <w:sz w:val="28"/>
-          <w:szCs w:val="28"/>
-        </w:rPr>
-      </w:pPr>
-      <w:r>
-        <w:rPr>
-          <w:rFonts w:hint="eastAsia"/>
-          <w:sz w:val="28"/>
-          <w:szCs w:val="28"/>
-        </w:rPr>
-        <w:t>||伴随工作人员的播报，你们坐进第一排车厢。列车沿着陡峭的轨道缓慢爬升，随后在高达七十米的最高点悬停||</w:t>
-      </w:r>
-    </w:p>
-    <w:p>
-      <w:pPr>
-        <w:rPr>
-          <w:rFonts w:hint="eastAsia"/>
-          <w:sz w:val="28"/>
-          <w:szCs w:val="28"/>
-        </w:rPr>
-      </w:pPr>
-    </w:p>
-    <w:p>
-      <w:pPr>
-        <w:rPr>
-          <w:rFonts w:hint="eastAsia"/>
-          <w:sz w:val="28"/>
-          <w:szCs w:val="28"/>
-        </w:rPr>
-      </w:pPr>
-      <w:r>
-        <w:rPr>
-          <w:rFonts w:hint="eastAsia"/>
-          <w:sz w:val="28"/>
-          <w:szCs w:val="28"/>
-        </w:rPr>
-        <w:t>||紧接着，车厢以近乎垂直的角度疯狂坠落！强烈的失重感瞬间剥夺了呼吸</w:t>
-      </w:r>
-      <w:r>
-        <w:rPr>
-          <w:rFonts w:hint="eastAsia"/>
-          <w:sz w:val="28"/>
-          <w:szCs w:val="28"/>
-          <w:lang w:eastAsia="zh-CN"/>
-        </w:rPr>
-        <w:t>，</w:t>
-      </w:r>
-      <w:r>
-        <w:rPr>
-          <w:rFonts w:hint="eastAsia"/>
-          <w:sz w:val="28"/>
-          <w:szCs w:val="28"/>
-        </w:rPr>
-        <w:t>狂风肆虐中，你艰难地偏头看向陈予荣||</w:t>
-      </w:r>
-    </w:p>
-    <w:p>
-      <w:pPr>
-        <w:rPr>
-          <w:rFonts w:hint="eastAsia"/>
-          <w:sz w:val="28"/>
-          <w:szCs w:val="28"/>
-        </w:rPr>
-      </w:pPr>
-    </w:p>
-    <w:p>
-      <w:pPr>
-        <w:rPr>
-          <w:rFonts w:hint="eastAsia"/>
-          <w:sz w:val="28"/>
-          <w:szCs w:val="28"/>
-        </w:rPr>
-      </w:pPr>
-      <w:r>
-        <w:rPr>
-          <w:rFonts w:hint="eastAsia"/>
-          <w:sz w:val="28"/>
-          <w:szCs w:val="28"/>
-        </w:rPr>
-        <w:t>||他脸色苍白，双眼紧闭，嘴唇抿成一条白线，努力维持着面无表情的镇定，但身体却本能地抵抗着重力||</w:t>
-      </w:r>
-    </w:p>
-    <w:p>
-      <w:pPr>
-        <w:rPr>
-          <w:rFonts w:hint="eastAsia"/>
-          <w:sz w:val="28"/>
-          <w:szCs w:val="28"/>
-        </w:rPr>
-      </w:pPr>
-    </w:p>
-    <w:p>
-      <w:pPr>
-        <w:rPr>
-          <w:rFonts w:hint="eastAsia"/>
-          <w:sz w:val="28"/>
-          <w:szCs w:val="28"/>
-        </w:rPr>
-      </w:pPr>
-      <w:r>
-        <w:rPr>
-          <w:rFonts w:hint="eastAsia"/>
-          <w:sz w:val="28"/>
-          <w:szCs w:val="28"/>
-        </w:rPr>
-        <w:t>||然而，就在车厢冲入翻滚的环形轨道、离心力达到顶峰的瞬间，一只</w:t>
-      </w:r>
-      <w:r>
-        <w:rPr>
-          <w:rFonts w:hint="eastAsia"/>
-          <w:sz w:val="28"/>
-          <w:szCs w:val="28"/>
-          <w:lang w:val="en-US" w:eastAsia="zh-CN"/>
-        </w:rPr>
-        <w:t>冰凉</w:t>
-      </w:r>
-      <w:r>
-        <w:rPr>
-          <w:rFonts w:hint="eastAsia"/>
-          <w:sz w:val="28"/>
-          <w:szCs w:val="28"/>
-        </w:rPr>
-        <w:t>僵硬的手，突然死死扣住了你的手腕||</w:t>
-      </w:r>
-    </w:p>
-    <w:p>
-      <w:pPr>
-        <w:rPr>
-          <w:rFonts w:hint="eastAsia"/>
-          <w:sz w:val="28"/>
-          <w:szCs w:val="28"/>
-        </w:rPr>
-      </w:pPr>
-    </w:p>
-    <w:p>
-      <w:pPr>
-        <w:rPr>
-          <w:rFonts w:hint="eastAsia"/>
-          <w:sz w:val="28"/>
-          <w:szCs w:val="28"/>
-          <w:lang w:val="en-US" w:eastAsia="zh-CN"/>
-        </w:rPr>
-      </w:pPr>
-      <w:r>
-        <w:rPr>
-          <w:rFonts w:hint="eastAsia"/>
-          <w:sz w:val="28"/>
-          <w:szCs w:val="28"/>
-        </w:rPr>
-        <w:t>||他的掌心沁出冷汗，手指的力道大得发颤。那不是经过计算的触碰，而是大脑在面临感官过载时，</w:t>
-      </w:r>
-      <w:r>
-        <w:rPr>
-          <w:rFonts w:hint="eastAsia"/>
-          <w:sz w:val="28"/>
-          <w:szCs w:val="28"/>
-          <w:lang w:val="en-US" w:eastAsia="zh-CN"/>
-        </w:rPr>
-        <w:t>防御机制破碎</w:t>
-      </w:r>
-      <w:r>
-        <w:rPr>
-          <w:rFonts w:hint="eastAsia"/>
-          <w:sz w:val="28"/>
-          <w:szCs w:val="28"/>
-        </w:rPr>
-        <w:t>后最原始的攀附</w:t>
-      </w:r>
-      <w:r>
-        <w:rPr>
-          <w:rFonts w:hint="eastAsia"/>
-          <w:sz w:val="28"/>
-          <w:szCs w:val="28"/>
-          <w:lang w:val="en-US" w:eastAsia="zh-CN"/>
-        </w:rPr>
-        <w:t>||</w:t>
-      </w:r>
-    </w:p>
-    <w:p>
-      <w:pPr>
-        <w:rPr>
-          <w:rFonts w:hint="eastAsia"/>
-          <w:sz w:val="28"/>
-          <w:szCs w:val="28"/>
-          <w:lang w:val="en-US" w:eastAsia="zh-CN"/>
-        </w:rPr>
-      </w:pPr>
-    </w:p>
-    <w:p>
-      <w:pPr>
-        <w:rPr>
-          <w:rFonts w:hint="eastAsia"/>
-          <w:sz w:val="28"/>
-          <w:szCs w:val="28"/>
-        </w:rPr>
-      </w:pPr>
-      <w:r>
-        <w:rPr>
-          <w:rFonts w:hint="eastAsia"/>
-          <w:sz w:val="28"/>
-          <w:szCs w:val="28"/>
-          <w:lang w:val="en-US" w:eastAsia="zh-CN"/>
-        </w:rPr>
-        <w:t>||</w:t>
-      </w:r>
-      <w:r>
-        <w:rPr>
-          <w:rFonts w:hint="eastAsia"/>
-          <w:sz w:val="28"/>
-          <w:szCs w:val="28"/>
-        </w:rPr>
-        <w:t>仿佛在失控的重力场里，你是他唯一能抓住的真实存在||</w:t>
-      </w:r>
-    </w:p>
-    <w:p>
-      <w:pPr>
-        <w:rPr>
-          <w:rFonts w:hint="eastAsia"/>
-          <w:sz w:val="28"/>
-          <w:szCs w:val="28"/>
-        </w:rPr>
-      </w:pPr>
-    </w:p>
-    <w:p>
-      <w:pPr>
-        <w:rPr>
-          <w:rFonts w:hint="eastAsia"/>
-          <w:sz w:val="28"/>
-          <w:szCs w:val="28"/>
-        </w:rPr>
-      </w:pPr>
-      <w:r>
-        <w:rPr>
-          <w:rFonts w:hint="eastAsia"/>
-          <w:sz w:val="28"/>
-          <w:szCs w:val="28"/>
-        </w:rPr>
-        <w:t>||十分钟后，你们坐在人工湖边的长椅上休息。陈予荣去买了两瓶冰镇矿泉水</w:t>
-      </w:r>
-      <w:r>
-        <w:rPr>
-          <w:rFonts w:hint="eastAsia"/>
-          <w:sz w:val="28"/>
-          <w:szCs w:val="28"/>
-          <w:lang w:val="en-US" w:eastAsia="zh-CN"/>
-        </w:rPr>
-        <w:t>，</w:t>
-      </w:r>
-      <w:r>
-        <w:rPr>
-          <w:rFonts w:hint="eastAsia"/>
-          <w:sz w:val="28"/>
-          <w:szCs w:val="28"/>
-        </w:rPr>
-        <w:t>喝了一大口水后，理智似乎终于</w:t>
-      </w:r>
-      <w:r>
-        <w:rPr>
-          <w:rFonts w:hint="eastAsia"/>
-          <w:sz w:val="28"/>
-          <w:szCs w:val="28"/>
-          <w:lang w:val="en-US" w:eastAsia="zh-CN"/>
-        </w:rPr>
-        <w:t>回笼</w:t>
-      </w:r>
-      <w:r>
-        <w:rPr>
-          <w:rFonts w:hint="eastAsia"/>
-          <w:sz w:val="28"/>
-          <w:szCs w:val="28"/>
-        </w:rPr>
-        <w:t>||</w:t>
-      </w:r>
-    </w:p>
-    <w:p>
-      <w:pPr>
-        <w:rPr>
-          <w:rFonts w:hint="eastAsia"/>
-          <w:sz w:val="28"/>
-          <w:szCs w:val="28"/>
-        </w:rPr>
-      </w:pPr>
-    </w:p>
-    <w:p>
-      <w:pPr>
-        <w:rPr>
-          <w:rFonts w:hint="eastAsia"/>
-          <w:sz w:val="28"/>
-          <w:szCs w:val="28"/>
-        </w:rPr>
-      </w:pPr>
-      <w:r>
-        <w:rPr>
-          <w:rFonts w:hint="eastAsia"/>
-          <w:sz w:val="28"/>
-          <w:szCs w:val="28"/>
-        </w:rPr>
-        <w:t>||你将</w:t>
-      </w:r>
-      <w:r>
-        <w:rPr>
-          <w:rFonts w:hint="eastAsia"/>
-          <w:sz w:val="28"/>
-          <w:szCs w:val="28"/>
-          <w:lang w:val="en-US" w:eastAsia="zh-CN"/>
-        </w:rPr>
-        <w:t>单反</w:t>
-      </w:r>
-      <w:r>
-        <w:rPr>
-          <w:rFonts w:hint="eastAsia"/>
-          <w:sz w:val="28"/>
-          <w:szCs w:val="28"/>
-        </w:rPr>
-        <w:t>放在腿上，带着几分看透一切的调侃，打破了沉默||</w:t>
-      </w:r>
-    </w:p>
-    <w:p>
-      <w:pPr>
-        <w:rPr>
-          <w:rFonts w:hint="eastAsia"/>
-          <w:sz w:val="28"/>
-          <w:szCs w:val="28"/>
-        </w:rPr>
-      </w:pPr>
-    </w:p>
-    <w:p>
-      <w:pPr>
-        <w:rPr>
-          <w:rFonts w:hint="eastAsia"/>
-          <w:sz w:val="28"/>
-          <w:szCs w:val="28"/>
-        </w:rPr>
-      </w:pPr>
-      <w:r>
-        <w:rPr>
-          <w:rFonts w:hint="eastAsia"/>
-          <w:sz w:val="28"/>
-          <w:szCs w:val="28"/>
-        </w:rPr>
-        <w:t>女主名||“怎么不说话了？我以为刚才排队的时候，你至少会给我分析一下那台过山车的材料抗压系数。”||0000</w:t>
-      </w:r>
-    </w:p>
-    <w:p>
-      <w:pPr>
-        <w:rPr>
-          <w:rFonts w:hint="eastAsia"/>
-          <w:sz w:val="28"/>
-          <w:szCs w:val="28"/>
-        </w:rPr>
-      </w:pPr>
-    </w:p>
-    <w:p>
-      <w:pPr>
-        <w:rPr>
-          <w:rFonts w:hint="eastAsia"/>
-          <w:sz w:val="28"/>
-          <w:szCs w:val="28"/>
-        </w:rPr>
-      </w:pPr>
-      <w:r>
-        <w:rPr>
-          <w:rFonts w:hint="eastAsia"/>
-          <w:sz w:val="28"/>
-          <w:szCs w:val="28"/>
-        </w:rPr>
-        <w:t>||陈予荣</w:t>
-      </w:r>
-      <w:r>
-        <w:rPr>
-          <w:rFonts w:hint="eastAsia"/>
-          <w:sz w:val="28"/>
-          <w:szCs w:val="28"/>
-          <w:lang w:val="en-US" w:eastAsia="zh-CN"/>
-        </w:rPr>
-        <w:t>无奈摊手，脸色苍白地他看起来魂还在天上飞</w:t>
-      </w:r>
-      <w:r>
-        <w:rPr>
-          <w:rFonts w:hint="eastAsia"/>
-          <w:sz w:val="28"/>
-          <w:szCs w:val="28"/>
-        </w:rPr>
-        <w:t>||</w:t>
-      </w:r>
-    </w:p>
-    <w:p>
-      <w:pPr>
-        <w:rPr>
-          <w:rFonts w:hint="eastAsia"/>
-          <w:sz w:val="28"/>
-          <w:szCs w:val="28"/>
-        </w:rPr>
-      </w:pPr>
-    </w:p>
-    <w:p>
-      <w:pPr>
-        <w:rPr>
-          <w:rFonts w:hint="eastAsia"/>
-          <w:sz w:val="28"/>
-          <w:szCs w:val="28"/>
-        </w:rPr>
-      </w:pPr>
-      <w:r>
-        <w:rPr>
-          <w:rFonts w:hint="eastAsia"/>
-          <w:sz w:val="28"/>
-          <w:szCs w:val="28"/>
-        </w:rPr>
-        <w:t>陈予荣||“我强迫自己关掉了大脑里所有的计算程序。”||0000</w:t>
-      </w:r>
-    </w:p>
-    <w:p>
-      <w:pPr>
-        <w:rPr>
-          <w:rFonts w:hint="eastAsia"/>
-          <w:sz w:val="28"/>
-          <w:szCs w:val="28"/>
-        </w:rPr>
-      </w:pPr>
-    </w:p>
-    <w:p>
-      <w:pPr>
-        <w:rPr>
-          <w:rFonts w:hint="eastAsia"/>
-          <w:sz w:val="28"/>
-          <w:szCs w:val="28"/>
-        </w:rPr>
-      </w:pPr>
-      <w:r>
-        <w:rPr>
-          <w:rFonts w:hint="eastAsia"/>
-          <w:sz w:val="28"/>
-          <w:szCs w:val="28"/>
-        </w:rPr>
-        <w:t>陈予荣||“上次在书店你告诉我，人类情感有太多非理性变量。所以我今天试着不去解构受力点，而是去感受风速、失重，以及……||0000</w:t>
-      </w:r>
-    </w:p>
-    <w:p>
-      <w:pPr>
-        <w:rPr>
-          <w:rFonts w:hint="eastAsia"/>
-          <w:sz w:val="28"/>
-          <w:szCs w:val="28"/>
-        </w:rPr>
-      </w:pPr>
-    </w:p>
-    <w:p>
-      <w:pPr>
-        <w:rPr>
-          <w:rFonts w:hint="eastAsia"/>
-          <w:sz w:val="28"/>
-          <w:szCs w:val="28"/>
-        </w:rPr>
-      </w:pPr>
-      <w:r>
-        <w:rPr>
-          <w:rFonts w:hint="eastAsia"/>
-          <w:sz w:val="28"/>
-          <w:szCs w:val="28"/>
-        </w:rPr>
-        <w:t>||他目光下垂，落在了你刚才被他紧紧抓过的手腕上||</w:t>
-      </w:r>
-    </w:p>
-    <w:p>
-      <w:pPr>
-        <w:rPr>
-          <w:rFonts w:hint="eastAsia"/>
-          <w:sz w:val="28"/>
-          <w:szCs w:val="28"/>
-        </w:rPr>
-      </w:pPr>
-    </w:p>
-    <w:p>
-      <w:pPr>
-        <w:rPr>
-          <w:rFonts w:hint="eastAsia"/>
-          <w:sz w:val="28"/>
-          <w:szCs w:val="28"/>
-        </w:rPr>
-      </w:pPr>
-      <w:r>
-        <w:rPr>
-          <w:rFonts w:hint="eastAsia"/>
-          <w:sz w:val="28"/>
-          <w:szCs w:val="28"/>
-        </w:rPr>
-        <w:t>陈予荣||“感受绝对失控下，生理爆发的恐惧……和想要依靠本能。”||0000</w:t>
-      </w:r>
-    </w:p>
-    <w:p>
-      <w:pPr>
-        <w:rPr>
-          <w:rFonts w:hint="eastAsia"/>
-          <w:sz w:val="28"/>
-          <w:szCs w:val="28"/>
-        </w:rPr>
-      </w:pPr>
-    </w:p>
-    <w:p>
-      <w:pPr>
-        <w:rPr>
-          <w:rFonts w:hint="eastAsia"/>
-          <w:sz w:val="28"/>
-          <w:szCs w:val="28"/>
-        </w:rPr>
-      </w:pPr>
-      <w:r>
-        <w:rPr>
-          <w:rFonts w:hint="eastAsia"/>
-          <w:sz w:val="28"/>
-          <w:szCs w:val="28"/>
-        </w:rPr>
-        <w:t>陈予荣||“脱离了数据掌控确实让人恐慌，但我并不排斥这种失控的真实感。”||0000</w:t>
-      </w:r>
-    </w:p>
-    <w:p>
-      <w:pPr>
-        <w:rPr>
-          <w:rFonts w:hint="eastAsia"/>
-          <w:sz w:val="28"/>
-          <w:szCs w:val="28"/>
-        </w:rPr>
-      </w:pPr>
-    </w:p>
-    <w:p>
-      <w:pPr>
-        <w:rPr>
-          <w:rFonts w:hint="eastAsia"/>
-          <w:sz w:val="28"/>
-          <w:szCs w:val="28"/>
-        </w:rPr>
-      </w:pPr>
-      <w:r>
-        <w:rPr>
-          <w:rFonts w:hint="eastAsia"/>
-          <w:sz w:val="28"/>
-          <w:szCs w:val="28"/>
-        </w:rPr>
-        <w:t>陈予荣||“我甚至开始好奇，如果我放弃死板的公式，顺应这种本能，</w:t>
-      </w:r>
-      <w:r>
-        <w:rPr>
-          <w:rFonts w:hint="eastAsia"/>
-          <w:sz w:val="28"/>
-          <w:szCs w:val="28"/>
-          <w:lang w:val="en-US" w:eastAsia="zh-CN"/>
-        </w:rPr>
-        <w:t>我会变成什么样子。</w:t>
-      </w:r>
-      <w:r>
-        <w:rPr>
-          <w:rFonts w:hint="eastAsia"/>
-          <w:sz w:val="28"/>
-          <w:szCs w:val="28"/>
-        </w:rPr>
-        <w:t>”||0000</w:t>
-      </w:r>
-    </w:p>
-    <w:p>
-      <w:pPr>
-        <w:rPr>
-          <w:rFonts w:hint="eastAsia"/>
-          <w:sz w:val="28"/>
-          <w:szCs w:val="28"/>
-        </w:rPr>
-      </w:pPr>
-    </w:p>
-    <w:p>
-      <w:pPr>
-        <w:rPr>
-          <w:rFonts w:hint="eastAsia"/>
-          <w:sz w:val="28"/>
-          <w:szCs w:val="28"/>
-        </w:rPr>
-      </w:pPr>
-      <w:r>
-        <w:rPr>
-          <w:rFonts w:hint="eastAsia"/>
-          <w:sz w:val="28"/>
-          <w:szCs w:val="28"/>
-        </w:rPr>
-        <w:t>【抉择选项】肯定改变，引导探索</w:t>
-      </w:r>
-    </w:p>
-    <w:p>
-      <w:pPr>
-        <w:rPr>
-          <w:rFonts w:hint="eastAsia"/>
-          <w:sz w:val="28"/>
-          <w:szCs w:val="28"/>
-          <w:lang w:val="en-US" w:eastAsia="zh-CN"/>
-        </w:rPr>
-      </w:pPr>
-      <w:r>
-        <w:rPr>
-          <w:rFonts w:hint="eastAsia"/>
-          <w:sz w:val="28"/>
-          <w:szCs w:val="28"/>
-        </w:rPr>
-        <w:t>||你看着他微红的眼角，没有去刻意调侃他刚才的失控</w:t>
-      </w:r>
-      <w:r>
-        <w:rPr>
-          <w:rFonts w:hint="eastAsia"/>
-          <w:sz w:val="28"/>
-          <w:szCs w:val="28"/>
-          <w:lang w:val="en-US" w:eastAsia="zh-CN"/>
-        </w:rPr>
-        <w:t>||</w:t>
-      </w:r>
-    </w:p>
-    <w:p>
-      <w:pPr>
-        <w:rPr>
-          <w:rFonts w:hint="eastAsia"/>
-          <w:sz w:val="28"/>
-          <w:szCs w:val="28"/>
-          <w:lang w:val="en-US" w:eastAsia="zh-CN"/>
-        </w:rPr>
-      </w:pPr>
-    </w:p>
-    <w:p>
-      <w:pPr>
-        <w:rPr>
-          <w:rFonts w:hint="eastAsia"/>
-          <w:sz w:val="28"/>
-          <w:szCs w:val="28"/>
-        </w:rPr>
-      </w:pPr>
-      <w:r>
-        <w:rPr>
-          <w:rFonts w:hint="eastAsia"/>
-          <w:sz w:val="28"/>
-          <w:szCs w:val="28"/>
-          <w:lang w:val="en-US" w:eastAsia="zh-CN"/>
-        </w:rPr>
-        <w:t>||</w:t>
-      </w:r>
-      <w:r>
-        <w:rPr>
-          <w:rFonts w:hint="eastAsia"/>
-          <w:sz w:val="28"/>
-          <w:szCs w:val="28"/>
-        </w:rPr>
-        <w:t>作为一个擅长洞察人性的引导者，你很乐意</w:t>
-      </w:r>
-      <w:r>
-        <w:rPr>
-          <w:rFonts w:hint="eastAsia"/>
-          <w:sz w:val="28"/>
-          <w:szCs w:val="28"/>
-          <w:lang w:val="en-US" w:eastAsia="zh-CN"/>
-        </w:rPr>
-        <w:t>引导懵懂者认识并成为更好的自己</w:t>
-      </w:r>
-      <w:r>
-        <w:rPr>
-          <w:rFonts w:hint="eastAsia"/>
-          <w:sz w:val="28"/>
-          <w:szCs w:val="28"/>
-        </w:rPr>
-        <w:t>||</w:t>
-      </w:r>
-    </w:p>
-    <w:p>
-      <w:pPr>
-        <w:rPr>
-          <w:rFonts w:hint="eastAsia"/>
-          <w:sz w:val="28"/>
-          <w:szCs w:val="28"/>
-        </w:rPr>
-      </w:pPr>
-    </w:p>
-    <w:p>
-      <w:pPr>
-        <w:rPr>
-          <w:rFonts w:hint="eastAsia"/>
-          <w:sz w:val="28"/>
-          <w:szCs w:val="28"/>
-        </w:rPr>
-      </w:pPr>
-      <w:r>
-        <w:rPr>
-          <w:rFonts w:hint="eastAsia"/>
-          <w:sz w:val="28"/>
-          <w:szCs w:val="28"/>
-        </w:rPr>
-        <w:t>女主名||“放弃死板的公式去拥抱本能，这是一个很好的开始</w:t>
-      </w:r>
-      <w:r>
-        <w:rPr>
-          <w:rFonts w:hint="eastAsia"/>
-          <w:sz w:val="28"/>
-          <w:szCs w:val="28"/>
-          <w:lang w:val="en-US" w:eastAsia="zh-CN"/>
-        </w:rPr>
-        <w:t>。</w:t>
-      </w:r>
-      <w:r>
-        <w:rPr>
-          <w:rFonts w:hint="eastAsia"/>
-          <w:sz w:val="28"/>
-          <w:szCs w:val="28"/>
-        </w:rPr>
-        <w:t>人，正是因为有了这些不可控的恐惧、脆弱和依赖，才足够鲜活。”||0000</w:t>
-      </w:r>
-    </w:p>
-    <w:p>
-      <w:pPr>
-        <w:rPr>
-          <w:rFonts w:hint="eastAsia"/>
-          <w:sz w:val="28"/>
-          <w:szCs w:val="28"/>
-        </w:rPr>
-      </w:pPr>
-    </w:p>
-    <w:p>
-      <w:pPr>
-        <w:rPr>
-          <w:rFonts w:hint="eastAsia"/>
-          <w:sz w:val="28"/>
-          <w:szCs w:val="28"/>
-        </w:rPr>
-      </w:pPr>
-      <w:r>
-        <w:rPr>
-          <w:rFonts w:hint="eastAsia"/>
-          <w:sz w:val="28"/>
-          <w:szCs w:val="28"/>
-        </w:rPr>
-        <w:t>||你语气温和，带着一种人生导师般的包容与肯定，给予了他</w:t>
-      </w:r>
-      <w:r>
-        <w:rPr>
-          <w:rFonts w:hint="eastAsia"/>
-          <w:sz w:val="28"/>
-          <w:szCs w:val="28"/>
-          <w:lang w:val="en-US" w:eastAsia="zh-CN"/>
-        </w:rPr>
-        <w:t>此刻</w:t>
-      </w:r>
-      <w:r>
-        <w:rPr>
-          <w:rFonts w:hint="eastAsia"/>
-          <w:sz w:val="28"/>
-          <w:szCs w:val="28"/>
-        </w:rPr>
-        <w:t>最需要的</w:t>
-      </w:r>
-      <w:r>
-        <w:rPr>
-          <w:rFonts w:hint="eastAsia"/>
-          <w:sz w:val="28"/>
-          <w:szCs w:val="28"/>
-          <w:lang w:val="en-US" w:eastAsia="zh-CN"/>
-        </w:rPr>
-        <w:t>回馈</w:t>
-      </w:r>
-      <w:r>
-        <w:rPr>
-          <w:rFonts w:hint="eastAsia"/>
-          <w:sz w:val="28"/>
-          <w:szCs w:val="28"/>
-        </w:rPr>
-        <w:t>||</w:t>
-      </w:r>
     </w:p>
     <w:p>
       <w:pPr>
@@ -9175,7 +9213,24 @@
           <w:sz w:val="28"/>
           <w:szCs w:val="28"/>
         </w:rPr>
-        <w:t>||面对你的肯定与引导，陈予荣的眼眸亮了几分，那份智性与精神上的双重折服，无声地落在他沉静却不再平静的眼底||</w:t>
+        <w:t>||面对你的肯定与引导，陈予荣的眼眸亮了几分，那份</w:t>
+      </w:r>
+      <w:r>
+        <w:rPr>
+          <w:rFonts w:hint="eastAsia"/>
+          <w:sz w:val="28"/>
+          <w:szCs w:val="28"/>
+          <w:lang w:val="en-US" w:eastAsia="zh-CN"/>
+        </w:rPr>
+        <w:t>理</w:t>
+      </w:r>
+      <w:r>
+        <w:rPr>
+          <w:rFonts w:hint="eastAsia"/>
+          <w:sz w:val="28"/>
+          <w:szCs w:val="28"/>
+        </w:rPr>
+        <w:t>性与精神上的双重折服，无声地落在他沉静却不再平静的眼底||</w:t>
       </w:r>
     </w:p>
     <w:p>
@@ -10681,7 +10736,24 @@
           <w:sz w:val="28"/>
           <w:szCs w:val="28"/>
         </w:rPr>
-        <w:t>笑着打招呼时，我心里的嫉妒阈值在哪。”||0000</w:t>
+        <w:t>笑着打招呼时，我心里</w:t>
+      </w:r>
+      <w:r>
+        <w:rPr>
+          <w:rFonts w:hint="eastAsia"/>
+          <w:sz w:val="28"/>
+          <w:szCs w:val="28"/>
+          <w:lang w:val="en-US" w:eastAsia="zh-CN"/>
+        </w:rPr>
+        <w:t>忮忌</w:t>
+      </w:r>
+      <w:r>
+        <w:rPr>
+          <w:rFonts w:hint="eastAsia"/>
+          <w:sz w:val="28"/>
+          <w:szCs w:val="28"/>
+        </w:rPr>
+        <w:t>的阈值在哪。”||0000</w:t>
       </w:r>
     </w:p>
     <w:p>
@@ -11552,7 +11624,7 @@
           <w:szCs w:val="28"/>
           <w:lang w:val="en-US" w:eastAsia="zh-CN"/>
         </w:rPr>
-        <w:t>||你太了解人性了，这种由嫉妒和偏执催生出的情感，就像是一台失去制动的过山车，一旦接纳，必然会面临被彻底吞噬的反噬||</w:t>
+        <w:t>||你太了解人性了，这种由忮忌和偏执催生出的情感，就像是一台失去制动的过山车，一旦接纳，必然会面临被彻底吞噬的反噬||</w:t>
       </w:r>
     </w:p>
     <w:p>
@@ -11668,187 +11740,195 @@
           <w:szCs w:val="28"/>
           <w:lang w:val="en-US" w:eastAsia="zh-CN"/>
         </w:rPr>
-        <w:t>女主名||但我不是你的所有物，更不会去承担你因为嫉妒而产生的不理智行为。”||0000</w:t>
-      </w:r>
-    </w:p>
-    <w:p>
-      <w:pPr>
-        <w:rPr>
-          <w:rFonts w:hint="eastAsia"/>
-          <w:sz w:val="28"/>
-          <w:szCs w:val="28"/>
-          <w:lang w:val="en-US" w:eastAsia="zh-CN"/>
-        </w:rPr>
-      </w:pPr>
-    </w:p>
-    <w:p>
-      <w:pPr>
-        <w:rPr>
-          <w:rFonts w:hint="eastAsia"/>
-          <w:sz w:val="28"/>
-          <w:szCs w:val="28"/>
-          <w:lang w:val="en-US" w:eastAsia="zh-CN"/>
-        </w:rPr>
-      </w:pPr>
-      <w:r>
-        <w:rPr>
-          <w:rFonts w:hint="eastAsia"/>
-          <w:sz w:val="28"/>
-          <w:szCs w:val="28"/>
-          <w:lang w:val="en-US" w:eastAsia="zh-CN"/>
-        </w:rPr>
-        <w:t>女主名||“这种极度排他、随时会崩盘的情感结构，太危险了。在你学会如何建立一个健康稳定的系统之前，我不会答应。”||0000</w:t>
-      </w:r>
-    </w:p>
-    <w:p>
-      <w:pPr>
-        <w:rPr>
-          <w:rFonts w:hint="eastAsia"/>
-          <w:sz w:val="28"/>
-          <w:szCs w:val="28"/>
-          <w:lang w:val="en-US" w:eastAsia="zh-CN"/>
-        </w:rPr>
-      </w:pPr>
-    </w:p>
-    <w:p>
-      <w:pPr>
-        <w:rPr>
-          <w:rFonts w:hint="eastAsia"/>
-          <w:sz w:val="28"/>
-          <w:szCs w:val="28"/>
-          <w:lang w:val="en-US" w:eastAsia="zh-CN"/>
-        </w:rPr>
-      </w:pPr>
-      <w:r>
-        <w:rPr>
-          <w:rFonts w:hint="eastAsia"/>
-          <w:sz w:val="28"/>
-          <w:szCs w:val="28"/>
-          <w:lang w:val="en-US" w:eastAsia="zh-CN"/>
-        </w:rPr>
-        <w:t>||你的话像一记重锤，直接敲碎了他试图用卖惨来博取偏爱的幻想||</w:t>
-      </w:r>
-    </w:p>
-    <w:p>
-      <w:pPr>
-        <w:rPr>
-          <w:rFonts w:hint="eastAsia"/>
-          <w:sz w:val="28"/>
-          <w:szCs w:val="28"/>
-          <w:lang w:val="en-US" w:eastAsia="zh-CN"/>
-        </w:rPr>
-      </w:pPr>
-    </w:p>
-    <w:p>
-      <w:pPr>
-        <w:rPr>
-          <w:rFonts w:hint="eastAsia"/>
-          <w:sz w:val="28"/>
-          <w:szCs w:val="28"/>
-          <w:lang w:val="en-US" w:eastAsia="zh-CN"/>
-        </w:rPr>
-      </w:pPr>
-      <w:r>
-        <w:rPr>
-          <w:rFonts w:hint="eastAsia"/>
-          <w:sz w:val="28"/>
-          <w:szCs w:val="28"/>
-          <w:lang w:val="en-US" w:eastAsia="zh-CN"/>
-        </w:rPr>
-        <w:t>||陈予荣的脸色瞬间煞白，他看着你冷眼旁观的姿态，终于意识到，在绝对的理智面前，任何偏执的狂热都只会让你退避三舍||</w:t>
-      </w:r>
-    </w:p>
-    <w:p>
-      <w:pPr>
-        <w:rPr>
-          <w:rFonts w:hint="eastAsia"/>
-          <w:sz w:val="28"/>
-          <w:szCs w:val="28"/>
-          <w:lang w:val="en-US" w:eastAsia="zh-CN"/>
-        </w:rPr>
-      </w:pPr>
-    </w:p>
-    <w:p>
-      <w:pPr>
-        <w:rPr>
-          <w:rFonts w:hint="eastAsia"/>
-          <w:sz w:val="28"/>
-          <w:szCs w:val="28"/>
-          <w:lang w:val="en-US" w:eastAsia="zh-CN"/>
-        </w:rPr>
-      </w:pPr>
-      <w:r>
-        <w:rPr>
-          <w:rFonts w:hint="eastAsia"/>
-          <w:sz w:val="28"/>
-          <w:szCs w:val="28"/>
-          <w:lang w:val="en-US" w:eastAsia="zh-CN"/>
-        </w:rPr>
-        <w:t>||他死死地咬紧了牙关，任由护士包扎伤口，没有再发出一丝声音||</w:t>
-      </w:r>
-    </w:p>
-    <w:p>
-      <w:pPr>
-        <w:rPr>
-          <w:rFonts w:hint="eastAsia"/>
-          <w:sz w:val="28"/>
-          <w:szCs w:val="28"/>
-          <w:lang w:val="en-US" w:eastAsia="zh-CN"/>
-        </w:rPr>
-      </w:pPr>
-    </w:p>
-    <w:p>
-      <w:pPr>
-        <w:rPr>
-          <w:rFonts w:hint="eastAsia"/>
-          <w:sz w:val="28"/>
-          <w:szCs w:val="28"/>
-          <w:lang w:val="en-US" w:eastAsia="zh-CN"/>
-        </w:rPr>
-      </w:pPr>
-      <w:r>
-        <w:rPr>
-          <w:rFonts w:hint="eastAsia"/>
-          <w:sz w:val="28"/>
-          <w:szCs w:val="28"/>
-          <w:lang w:val="en-US" w:eastAsia="zh-CN"/>
-        </w:rPr>
-        <w:t>||痛苦与不甘在他眼中交织，最终化为了某种更深沉的隐忍||</w:t>
-      </w:r>
-    </w:p>
-    <w:p>
-      <w:pPr>
-        <w:rPr>
-          <w:rFonts w:hint="eastAsia"/>
-          <w:sz w:val="28"/>
-          <w:szCs w:val="28"/>
-          <w:lang w:val="en-US" w:eastAsia="zh-CN"/>
-        </w:rPr>
-      </w:pPr>
-    </w:p>
-    <w:p>
-      <w:pPr>
-        <w:rPr>
-          <w:rFonts w:hint="default" w:eastAsiaTheme="minorEastAsia"/>
-          <w:sz w:val="28"/>
-          <w:szCs w:val="28"/>
-          <w:lang w:val="en-US" w:eastAsia="zh-CN"/>
-        </w:rPr>
-      </w:pPr>
-      <w:r>
-        <w:rPr>
-          <w:rFonts w:hint="eastAsia"/>
-          <w:sz w:val="28"/>
-          <w:szCs w:val="28"/>
-          <w:lang w:val="en-US" w:eastAsia="zh-CN"/>
-        </w:rPr>
-        <w:t>||他知道，想要真正站在你的身边，他必须亲手砸碎现在这个还不成熟的自己，重构一个足够安全、无懈可击的内核||</w:t>
-      </w:r>
-    </w:p>
-    <w:p>
+        <w:t>女主名||但我不是你的所有物，更不会去承担你因为忮忌</w:t>
+      </w:r>
       <w:bookmarkStart w:id="0" w:name="_GoBack"/>
       <w:bookmarkEnd w:id="0"/>
-    </w:p>
+      <w:r>
+        <w:rPr>
+          <w:rFonts w:hint="eastAsia"/>
+          <w:sz w:val="28"/>
+          <w:szCs w:val="28"/>
+          <w:lang w:val="en-US" w:eastAsia="zh-CN"/>
+        </w:rPr>
+        <w:t>而产生的不理智行为。”||0000</w:t>
+      </w:r>
+    </w:p>
+    <w:p>
+      <w:pPr>
+        <w:rPr>
+          <w:rFonts w:hint="eastAsia"/>
+          <w:sz w:val="28"/>
+          <w:szCs w:val="28"/>
+          <w:lang w:val="en-US" w:eastAsia="zh-CN"/>
+        </w:rPr>
+      </w:pPr>
+    </w:p>
+    <w:p>
+      <w:pPr>
+        <w:rPr>
+          <w:rFonts w:hint="eastAsia"/>
+          <w:sz w:val="28"/>
+          <w:szCs w:val="28"/>
+          <w:lang w:val="en-US" w:eastAsia="zh-CN"/>
+        </w:rPr>
+      </w:pPr>
+      <w:r>
+        <w:rPr>
+          <w:rFonts w:hint="eastAsia"/>
+          <w:sz w:val="28"/>
+          <w:szCs w:val="28"/>
+          <w:lang w:val="en-US" w:eastAsia="zh-CN"/>
+        </w:rPr>
+        <w:t>女主名||“这种极度排他、随时会崩盘的情感结构，太危险了。在你学会如何建立一个健康稳定的系统之前，我不会答应。”||0000</w:t>
+      </w:r>
+    </w:p>
+    <w:p>
+      <w:pPr>
+        <w:rPr>
+          <w:rFonts w:hint="eastAsia"/>
+          <w:sz w:val="28"/>
+          <w:szCs w:val="28"/>
+          <w:lang w:val="en-US" w:eastAsia="zh-CN"/>
+        </w:rPr>
+      </w:pPr>
+    </w:p>
+    <w:p>
+      <w:pPr>
+        <w:rPr>
+          <w:rFonts w:hint="eastAsia"/>
+          <w:sz w:val="28"/>
+          <w:szCs w:val="28"/>
+          <w:lang w:val="en-US" w:eastAsia="zh-CN"/>
+        </w:rPr>
+      </w:pPr>
+      <w:r>
+        <w:rPr>
+          <w:rFonts w:hint="eastAsia"/>
+          <w:sz w:val="28"/>
+          <w:szCs w:val="28"/>
+          <w:lang w:val="en-US" w:eastAsia="zh-CN"/>
+        </w:rPr>
+        <w:t>||你的话像一记重锤，直接敲碎了他试图用卖惨来博取偏爱的幻想||</w:t>
+      </w:r>
+    </w:p>
+    <w:p>
+      <w:pPr>
+        <w:rPr>
+          <w:rFonts w:hint="eastAsia"/>
+          <w:sz w:val="28"/>
+          <w:szCs w:val="28"/>
+          <w:lang w:val="en-US" w:eastAsia="zh-CN"/>
+        </w:rPr>
+      </w:pPr>
+    </w:p>
+    <w:p>
+      <w:pPr>
+        <w:rPr>
+          <w:rFonts w:hint="eastAsia"/>
+          <w:sz w:val="28"/>
+          <w:szCs w:val="28"/>
+          <w:lang w:val="en-US" w:eastAsia="zh-CN"/>
+        </w:rPr>
+      </w:pPr>
+      <w:r>
+        <w:rPr>
+          <w:rFonts w:hint="eastAsia"/>
+          <w:sz w:val="28"/>
+          <w:szCs w:val="28"/>
+          <w:lang w:val="en-US" w:eastAsia="zh-CN"/>
+        </w:rPr>
+        <w:t>||陈予荣的脸色瞬间煞白，他看着你冷眼旁观的姿态，终于意识到，在绝对的理智面前，任何偏执的狂热都只会让你退避三舍||</w:t>
+      </w:r>
+    </w:p>
+    <w:p>
+      <w:pPr>
+        <w:rPr>
+          <w:rFonts w:hint="eastAsia"/>
+          <w:sz w:val="28"/>
+          <w:szCs w:val="28"/>
+          <w:lang w:val="en-US" w:eastAsia="zh-CN"/>
+        </w:rPr>
+      </w:pPr>
+    </w:p>
+    <w:p>
+      <w:pPr>
+        <w:rPr>
+          <w:rFonts w:hint="eastAsia"/>
+          <w:sz w:val="28"/>
+          <w:szCs w:val="28"/>
+          <w:lang w:val="en-US" w:eastAsia="zh-CN"/>
+        </w:rPr>
+      </w:pPr>
+      <w:r>
+        <w:rPr>
+          <w:rFonts w:hint="eastAsia"/>
+          <w:sz w:val="28"/>
+          <w:szCs w:val="28"/>
+          <w:lang w:val="en-US" w:eastAsia="zh-CN"/>
+        </w:rPr>
+        <w:t>||他死死地咬紧了牙关，任由护士包扎伤口，没有再发出一丝声音||</w:t>
+      </w:r>
+    </w:p>
+    <w:p>
+      <w:pPr>
+        <w:rPr>
+          <w:rFonts w:hint="eastAsia"/>
+          <w:sz w:val="28"/>
+          <w:szCs w:val="28"/>
+          <w:lang w:val="en-US" w:eastAsia="zh-CN"/>
+        </w:rPr>
+      </w:pPr>
+    </w:p>
+    <w:p>
+      <w:pPr>
+        <w:rPr>
+          <w:rFonts w:hint="eastAsia"/>
+          <w:sz w:val="28"/>
+          <w:szCs w:val="28"/>
+          <w:lang w:val="en-US" w:eastAsia="zh-CN"/>
+        </w:rPr>
+      </w:pPr>
+      <w:r>
+        <w:rPr>
+          <w:rFonts w:hint="eastAsia"/>
+          <w:sz w:val="28"/>
+          <w:szCs w:val="28"/>
+          <w:lang w:val="en-US" w:eastAsia="zh-CN"/>
+        </w:rPr>
+        <w:t>||痛苦与不甘在他眼中交织，最终化为了某种更深沉的隐忍||</w:t>
+      </w:r>
+    </w:p>
+    <w:p>
+      <w:pPr>
+        <w:rPr>
+          <w:rFonts w:hint="eastAsia"/>
+          <w:sz w:val="28"/>
+          <w:szCs w:val="28"/>
+          <w:lang w:val="en-US" w:eastAsia="zh-CN"/>
+        </w:rPr>
+      </w:pPr>
+    </w:p>
+    <w:p>
+      <w:pPr>
+        <w:rPr>
+          <w:rFonts w:hint="default" w:eastAsiaTheme="minorEastAsia"/>
+          <w:sz w:val="28"/>
+          <w:szCs w:val="28"/>
+          <w:lang w:val="en-US" w:eastAsia="zh-CN"/>
+        </w:rPr>
+      </w:pPr>
+      <w:r>
+        <w:rPr>
+          <w:rFonts w:hint="eastAsia"/>
+          <w:sz w:val="28"/>
+          <w:szCs w:val="28"/>
+          <w:lang w:val="en-US" w:eastAsia="zh-CN"/>
+        </w:rPr>
+        <w:t>||他知道，想要真正站在你的身边，他必须亲手砸碎现在这个还不成熟的自己，重构一个足够安全、无懈可击的内核||</w:t>
+      </w:r>
+    </w:p>
+    <w:p/>
     <w:sectPr>
       <w:pgSz w:w="11906" w:h="16838"/>
       <w:pgMar w:top="1440" w:right="1800" w:bottom="1440" w:left="1800" w:header="851" w:footer="992" w:gutter="0"/>
@@ -11935,7 +12015,7 @@
     <w:lsdException w:qFormat="1" w:unhideWhenUsed="0" w:uiPriority="0" w:semiHidden="0" w:name="Title"/>
     <w:lsdException w:unhideWhenUsed="0" w:uiPriority="0" w:semiHidden="0" w:name="Closing"/>
     <w:lsdException w:unhideWhenUsed="0" w:uiPriority="0" w:semiHidden="0" w:name="Signature"/>
-    <w:lsdException w:unhideWhenUsed="0" w:uiPriority="0" w:name="Default Paragraph Font"/>
+    <w:lsdException w:qFormat="1" w:unhideWhenUsed="0" w:uiPriority="0" w:name="Default Paragraph Font"/>
     <w:lsdException w:unhideWhenUsed="0" w:uiPriority="0" w:semiHidden="0" w:name="Body Text"/>
     <w:lsdException w:unhideWhenUsed="0" w:uiPriority="0" w:semiHidden="0" w:name="Body Text Indent"/>
     <w:lsdException w:unhideWhenUsed="0" w:uiPriority="0" w:semiHidden="0" w:name="List Continue"/>
@@ -11973,7 +12053,7 @@
     <w:lsdException w:unhideWhenUsed="0" w:uiPriority="0" w:semiHidden="0" w:name="HTML Sample"/>
     <w:lsdException w:unhideWhenUsed="0" w:uiPriority="0" w:semiHidden="0" w:name="HTML Typewriter"/>
     <w:lsdException w:unhideWhenUsed="0" w:uiPriority="0" w:semiHidden="0" w:name="HTML Variable"/>
-    <w:lsdException w:unhideWhenUsed="0" w:uiPriority="0" w:name="Normal Table"/>
+    <w:lsdException w:qFormat="1" w:unhideWhenUsed="0" w:uiPriority="0" w:name="Normal Table"/>
     <w:lsdException w:unhideWhenUsed="0" w:uiPriority="0" w:semiHidden="0" w:name="annotation subject"/>
     <w:lsdException w:unhideWhenUsed="0" w:uiPriority="0" w:semiHidden="0" w:name="Table Simple 1"/>
     <w:lsdException w:unhideWhenUsed="0" w:uiPriority="0" w:semiHidden="0" w:name="Table Simple 2"/>
@@ -12156,11 +12236,13 @@
   <w:style w:type="character" w:default="1" w:styleId="5">
     <w:name w:val="Default Paragraph Font"/>
     <w:semiHidden/>
+    <w:qFormat/>
     <w:uiPriority w:val="0"/>
   </w:style>
   <w:style w:type="table" w:default="1" w:styleId="4">
     <w:name w:val="Normal Table"/>
     <w:semiHidden/>
+    <w:qFormat/>
     <w:uiPriority w:val="0"/>
     <w:tblPr>
       <w:tblCellMar>

--- a/Assets/Document/new/3.男主特殊事件/3.陈予荣/陈予荣特殊事件汇总（阅读版）.docx
+++ b/Assets/Document/new/3.男主特殊事件/3.陈予荣/陈予荣特殊事件汇总（阅读版）.docx
@@ -8475,7 +8475,17 @@
           <w:sz w:val="28"/>
           <w:szCs w:val="28"/>
         </w:rPr>
-        <w:t>||他脸色苍白，双眼紧闭，嘴唇抿成一条白线，努力维持着面无表情的镇定，但身体却本能地抵抗着重力||</w:t>
+        <w:t>||他脸色苍白，双眼紧闭，嘴唇抿成一条</w:t>
+      </w:r>
+      <w:bookmarkStart w:id="0" w:name="_GoBack"/>
+      <w:bookmarkEnd w:id="0"/>
+      <w:r>
+        <w:rPr>
+          <w:rFonts w:hint="eastAsia"/>
+          <w:sz w:val="28"/>
+          <w:szCs w:val="28"/>
+        </w:rPr>
+        <w:t>线，努力维持着面无表情的镇定，但身体却本能地抵抗着重力||</w:t>
       </w:r>
     </w:p>
     <w:p>
@@ -11740,18 +11750,7 @@
           <w:szCs w:val="28"/>
           <w:lang w:val="en-US" w:eastAsia="zh-CN"/>
         </w:rPr>
-        <w:t>女主名||但我不是你的所有物，更不会去承担你因为忮忌</w:t>
-      </w:r>
-      <w:bookmarkStart w:id="0" w:name="_GoBack"/>
-      <w:bookmarkEnd w:id="0"/>
-      <w:r>
-        <w:rPr>
-          <w:rFonts w:hint="eastAsia"/>
-          <w:sz w:val="28"/>
-          <w:szCs w:val="28"/>
-          <w:lang w:val="en-US" w:eastAsia="zh-CN"/>
-        </w:rPr>
-        <w:t>而产生的不理智行为。”||0000</w:t>
+        <w:t>女主名||但我不是你的所有物，更不会去承担你因为忮忌而产生的不理智行为。”||0000</w:t>
       </w:r>
     </w:p>
     <w:p>
